--- a/documentos/Validacion_pruebas.docx
+++ b/documentos/Validacion_pruebas.docx
@@ -525,7 +525,7 @@
           </w:tcPr>
           <w:p>
             <w:r>
-              <w:t>30 - 10 - 2026</w:t>
+              <w:t>31 - 10 - 2026</w:t>
             </w:r>
           </w:p>
         </w:tc>
@@ -553,7 +553,6 @@
     <w:p>
       <w:pPr>
         <w:pStyle w:val="Ttulo1"/>
-        <w:keepNext/>
         <w:spacing w:after="240"/>
       </w:pPr>
       <w:r>
@@ -774,7 +773,7 @@
           </w:tcPr>
           <w:p>
             <w:r>
-              <w:t>Programación, pruebas, integración Docker y edición documental con ChatGPT/Codex. Evidencias procedentes de ejecuciones locales; cloud documentado como procedimiento preparado.</w:t>
+              <w:t>Revisión 1.1.0 con ChatGPT/Codex: arquitectura, análisis retrospectivo, contrato OpenAPI y edición documental. No se reentrenó el modelo. Evidencias ejecutadas separadas de procedimientos preparados.</w:t>
             </w:r>
           </w:p>
         </w:tc>
@@ -1108,7 +1107,6 @@
     <w:p>
       <w:pPr>
         <w:pStyle w:val="Ttulo1"/>
-        <w:keepNext/>
         <w:pageBreakBefore/>
         <w:spacing w:after="240"/>
       </w:pPr>
@@ -1118,7 +1116,7 @@
     </w:p>
     <w:p>
       <w:r>
-        <w:t>Eduardo Aburto Angulo · 30 de octubre de 2026 · Versión 1.0.0</w:t>
+        <w:t>Eduardo Aburto Angulo · 31 de octubre de 2026 · Versión 1.1.0</w:t>
       </w:r>
     </w:p>
     <w:p>
@@ -1138,6 +1136,1604 @@
     <w:p>
       <w:r>
         <w:t>Esta conclusión acredita la integración y consistencia técnica del prototipo local. No equivale a una validación financiera, una prueba de carga ni un despliegue cloud completado. Como banquero Sr., mantengo la revisión humana: una alerta negativa no demuestra que migrar un fondo mejore el rendimiento.</w:t>
+      </w:r>
+    </w:p>
+    <w:p>
+      <w:pPr>
+        <w:pStyle w:val="Ttulo1"/>
+        <w:keepNext/>
+      </w:pPr>
+      <w:r>
+        <w:t>Arquitectura e integración</w:t>
+      </w:r>
+    </w:p>
+    <w:p>
+      <w:pPr>
+        <w:keepNext/>
+      </w:pPr>
+      <w:r>
+        <w:drawing>
+          <wp:inline xmlns:a="http://schemas.openxmlformats.org/drawingml/2006/main" xmlns:pic="http://schemas.openxmlformats.org/drawingml/2006/picture">
+            <wp:extent cx="5760720" cy="2505423"/>
+            <wp:docPr id="6" name="Picture 6"/>
+            <wp:cNvGraphicFramePr>
+              <a:graphicFrameLocks noChangeAspect="1"/>
+            </wp:cNvGraphicFramePr>
+            <a:graphic>
+              <a:graphicData uri="http://schemas.openxmlformats.org/drawingml/2006/picture">
+                <pic:pic>
+                  <pic:nvPicPr>
+                    <pic:cNvPr id="0" name="arquitectura.png"/>
+                    <pic:cNvPicPr/>
+                  </pic:nvPicPr>
+                  <pic:blipFill>
+                    <a:blip r:embed="rId24"/>
+                    <a:stretch>
+                      <a:fillRect/>
+                    </a:stretch>
+                  </pic:blipFill>
+                  <pic:spPr>
+                    <a:xfrm>
+                      <a:off x="0" y="0"/>
+                      <a:ext cx="5760720" cy="2505423"/>
+                    </a:xfrm>
+                    <a:prstGeom prst="rect"/>
+                  </pic:spPr>
+                </pic:pic>
+              </a:graphicData>
+            </a:graphic>
+          </wp:inline>
+        </w:drawing>
+      </w:r>
+    </w:p>
+    <w:p>
+      <w:r>
+        <w:t>Figura 1. Arquitectura de la solución: navegador, Streamlit, FastAPI y modelo conservado.</w:t>
+      </w:r>
+    </w:p>
+    <w:p>
+      <w:r>
+        <w:t>El navegador conversa con Streamlit; sólo el servidor Streamlit conoce la clave y llama a FastAPI por la red de Compose. Al iniciar la API, antes de aceptar peticiones, se verifica el SHA256 del modelo contra el manifiesto. Esa comprobación ocurre al arranque, no en cada noticia. El archivo conservado se carga únicamente si coincide.</w:t>
+      </w:r>
+    </w:p>
+    <w:p>
+      <w:r>
+        <w:t>Secuencia de una revisión: (1) el banquero escribe una noticia en inglés; (2) Streamlit envía POST a http://api:8000/v1/predict con X-API-Key; (3) FastAPI valida el esquema, la credencial y la presencia de vocabulario conocido; (4) el modelo ya verificado produce la probabilidad; (5) la API compara con 0.20; (6) la pantalla muestra probabilidad, prioridad y la leyenda de revisión humana. Un error de red se presenta de forma comprensible y no se sustituye por una predicción inventada.</w:t>
+      </w:r>
+    </w:p>
+    <w:tbl>
+      <w:tblPr>
+        <w:tblW w:type="auto" w:w="0"/>
+        <w:tblLayout w:type="fixed"/>
+        <w:tblLook w:firstColumn="1" w:firstRow="1" w:lastColumn="0" w:lastRow="0" w:noHBand="0" w:noVBand="1" w:val="04A0"/>
+      </w:tblPr>
+      <w:tblGrid>
+        <w:gridCol w:w="1872"/>
+        <w:gridCol w:w="1872"/>
+        <w:gridCol w:w="1872"/>
+        <w:gridCol w:w="1872"/>
+        <w:gridCol w:w="1872"/>
+      </w:tblGrid>
+      <w:tr>
+        <w:trPr>
+          <w:cantSplit/>
+          <w:tblHeader/>
+        </w:trPr>
+        <w:tc>
+          <w:tcPr>
+            <w:tcW w:type="dxa" w:w="1872"/>
+            <w:shd w:fill="004481"/>
+          </w:tcPr>
+          <w:p>
+            <w:pPr>
+              <w:spacing w:after="80"/>
+            </w:pPr>
+            <w:r>
+              <w:rPr>
+                <w:b/>
+                <w:color w:val="FFFFFF"/>
+                <w:sz w:val="18"/>
+              </w:rPr>
+              <w:t>Ruta y método</w:t>
+            </w:r>
+          </w:p>
+        </w:tc>
+        <w:tc>
+          <w:tcPr>
+            <w:tcW w:type="dxa" w:w="1872"/>
+            <w:shd w:fill="004481"/>
+          </w:tcPr>
+          <w:p>
+            <w:pPr>
+              <w:spacing w:after="80"/>
+            </w:pPr>
+            <w:r>
+              <w:rPr>
+                <w:b/>
+                <w:color w:val="FFFFFF"/>
+                <w:sz w:val="18"/>
+              </w:rPr>
+              <w:t>Autenticación</w:t>
+            </w:r>
+          </w:p>
+        </w:tc>
+        <w:tc>
+          <w:tcPr>
+            <w:tcW w:type="dxa" w:w="1872"/>
+            <w:shd w:fill="004481"/>
+          </w:tcPr>
+          <w:p>
+            <w:pPr>
+              <w:spacing w:after="80"/>
+            </w:pPr>
+            <w:r>
+              <w:rPr>
+                <w:b/>
+                <w:color w:val="FFFFFF"/>
+                <w:sz w:val="18"/>
+              </w:rPr>
+              <w:t>Entrada</w:t>
+            </w:r>
+          </w:p>
+        </w:tc>
+        <w:tc>
+          <w:tcPr>
+            <w:tcW w:type="dxa" w:w="1872"/>
+            <w:shd w:fill="004481"/>
+          </w:tcPr>
+          <w:p>
+            <w:pPr>
+              <w:spacing w:after="80"/>
+            </w:pPr>
+            <w:r>
+              <w:rPr>
+                <w:b/>
+                <w:color w:val="FFFFFF"/>
+                <w:sz w:val="18"/>
+              </w:rPr>
+              <w:t>Salida</w:t>
+            </w:r>
+          </w:p>
+        </w:tc>
+        <w:tc>
+          <w:tcPr>
+            <w:tcW w:type="dxa" w:w="1872"/>
+            <w:shd w:fill="004481"/>
+          </w:tcPr>
+          <w:p>
+            <w:pPr>
+              <w:spacing w:after="80"/>
+            </w:pPr>
+            <w:r>
+              <w:rPr>
+                <w:b/>
+                <w:color w:val="FFFFFF"/>
+                <w:sz w:val="18"/>
+              </w:rPr>
+              <w:t>Errores previstos</w:t>
+            </w:r>
+          </w:p>
+        </w:tc>
+      </w:tr>
+      <w:tr>
+        <w:trPr>
+          <w:cantSplit/>
+        </w:trPr>
+        <w:tc>
+          <w:tcPr>
+            <w:tcW w:type="dxa" w:w="1872"/>
+            <w:shd w:fill="EAF3FA"/>
+          </w:tcPr>
+          <w:p>
+            <w:pPr>
+              <w:spacing w:after="80"/>
+            </w:pPr>
+            <w:r>
+              <w:rPr>
+                <w:b w:val="0"/>
+                <w:color w:val="072146"/>
+                <w:sz w:val="18"/>
+              </w:rPr>
+              <w:t>GET /health</w:t>
+            </w:r>
+          </w:p>
+        </w:tc>
+        <w:tc>
+          <w:tcPr>
+            <w:tcW w:type="dxa" w:w="1872"/>
+            <w:shd w:fill="EAF3FA"/>
+          </w:tcPr>
+          <w:p>
+            <w:pPr>
+              <w:spacing w:after="80"/>
+            </w:pPr>
+            <w:r>
+              <w:rPr>
+                <w:b w:val="0"/>
+                <w:color w:val="072146"/>
+                <w:sz w:val="18"/>
+              </w:rPr>
+              <w:t>Pública</w:t>
+            </w:r>
+          </w:p>
+        </w:tc>
+        <w:tc>
+          <w:tcPr>
+            <w:tcW w:type="dxa" w:w="1872"/>
+            <w:shd w:fill="EAF3FA"/>
+          </w:tcPr>
+          <w:p>
+            <w:pPr>
+              <w:spacing w:after="80"/>
+            </w:pPr>
+            <w:r>
+              <w:rPr>
+                <w:b w:val="0"/>
+                <w:color w:val="072146"/>
+                <w:sz w:val="18"/>
+              </w:rPr>
+              <w:t>Ninguna</w:t>
+            </w:r>
+          </w:p>
+        </w:tc>
+        <w:tc>
+          <w:tcPr>
+            <w:tcW w:type="dxa" w:w="1872"/>
+            <w:shd w:fill="EAF3FA"/>
+          </w:tcPr>
+          <w:p>
+            <w:pPr>
+              <w:spacing w:after="80"/>
+            </w:pPr>
+            <w:r>
+              <w:rPr>
+                <w:b w:val="0"/>
+                <w:color w:val="072146"/>
+                <w:sz w:val="18"/>
+              </w:rPr>
+              <w:t>Estado y disponibilidad del modelo</w:t>
+            </w:r>
+          </w:p>
+        </w:tc>
+        <w:tc>
+          <w:tcPr>
+            <w:tcW w:type="dxa" w:w="1872"/>
+            <w:shd w:fill="EAF3FA"/>
+          </w:tcPr>
+          <w:p>
+            <w:pPr>
+              <w:spacing w:after="80"/>
+            </w:pPr>
+            <w:r>
+              <w:rPr>
+                <w:b w:val="0"/>
+                <w:color w:val="072146"/>
+                <w:sz w:val="18"/>
+              </w:rPr>
+              <w:t>503</w:t>
+            </w:r>
+          </w:p>
+        </w:tc>
+      </w:tr>
+      <w:tr>
+        <w:trPr>
+          <w:cantSplit/>
+        </w:trPr>
+        <w:tc>
+          <w:tcPr>
+            <w:tcW w:type="dxa" w:w="1872"/>
+            <w:shd w:fill="EAF3FA"/>
+          </w:tcPr>
+          <w:p>
+            <w:pPr>
+              <w:spacing w:after="80"/>
+            </w:pPr>
+            <w:r>
+              <w:rPr>
+                <w:b w:val="0"/>
+                <w:color w:val="072146"/>
+                <w:sz w:val="18"/>
+              </w:rPr>
+              <w:t>GET /v1/model</w:t>
+            </w:r>
+          </w:p>
+        </w:tc>
+        <w:tc>
+          <w:tcPr>
+            <w:tcW w:type="dxa" w:w="1872"/>
+            <w:shd w:fill="EAF3FA"/>
+          </w:tcPr>
+          <w:p>
+            <w:pPr>
+              <w:spacing w:after="80"/>
+            </w:pPr>
+            <w:r>
+              <w:rPr>
+                <w:b w:val="0"/>
+                <w:color w:val="072146"/>
+                <w:sz w:val="18"/>
+              </w:rPr>
+              <w:t>X-API-Key</w:t>
+            </w:r>
+          </w:p>
+        </w:tc>
+        <w:tc>
+          <w:tcPr>
+            <w:tcW w:type="dxa" w:w="1872"/>
+            <w:shd w:fill="EAF3FA"/>
+          </w:tcPr>
+          <w:p>
+            <w:pPr>
+              <w:spacing w:after="80"/>
+            </w:pPr>
+            <w:r>
+              <w:rPr>
+                <w:b w:val="0"/>
+                <w:color w:val="072146"/>
+                <w:sz w:val="18"/>
+              </w:rPr>
+              <w:t>Ninguna</w:t>
+            </w:r>
+          </w:p>
+        </w:tc>
+        <w:tc>
+          <w:tcPr>
+            <w:tcW w:type="dxa" w:w="1872"/>
+            <w:shd w:fill="EAF3FA"/>
+          </w:tcPr>
+          <w:p>
+            <w:pPr>
+              <w:spacing w:after="80"/>
+            </w:pPr>
+            <w:r>
+              <w:rPr>
+                <w:b w:val="0"/>
+                <w:color w:val="072146"/>
+                <w:sz w:val="18"/>
+              </w:rPr>
+              <w:t>Manifiesto, hash y limitaciones</w:t>
+            </w:r>
+          </w:p>
+        </w:tc>
+        <w:tc>
+          <w:tcPr>
+            <w:tcW w:type="dxa" w:w="1872"/>
+            <w:shd w:fill="EAF3FA"/>
+          </w:tcPr>
+          <w:p>
+            <w:pPr>
+              <w:spacing w:after="80"/>
+            </w:pPr>
+            <w:r>
+              <w:rPr>
+                <w:b w:val="0"/>
+                <w:color w:val="072146"/>
+                <w:sz w:val="18"/>
+              </w:rPr>
+              <w:t>401</w:t>
+            </w:r>
+          </w:p>
+        </w:tc>
+      </w:tr>
+      <w:tr>
+        <w:trPr>
+          <w:cantSplit/>
+        </w:trPr>
+        <w:tc>
+          <w:tcPr>
+            <w:tcW w:type="dxa" w:w="1872"/>
+            <w:shd w:fill="EAF3FA"/>
+          </w:tcPr>
+          <w:p>
+            <w:pPr>
+              <w:spacing w:after="80"/>
+            </w:pPr>
+            <w:r>
+              <w:rPr>
+                <w:b w:val="0"/>
+                <w:color w:val="072146"/>
+                <w:sz w:val="18"/>
+              </w:rPr>
+              <w:t>POST /v1/predict</w:t>
+            </w:r>
+          </w:p>
+        </w:tc>
+        <w:tc>
+          <w:tcPr>
+            <w:tcW w:type="dxa" w:w="1872"/>
+            <w:shd w:fill="EAF3FA"/>
+          </w:tcPr>
+          <w:p>
+            <w:pPr>
+              <w:spacing w:after="80"/>
+            </w:pPr>
+            <w:r>
+              <w:rPr>
+                <w:b w:val="0"/>
+                <w:color w:val="072146"/>
+                <w:sz w:val="18"/>
+              </w:rPr>
+              <w:t>X-API-Key</w:t>
+            </w:r>
+          </w:p>
+        </w:tc>
+        <w:tc>
+          <w:tcPr>
+            <w:tcW w:type="dxa" w:w="1872"/>
+            <w:shd w:fill="EAF3FA"/>
+          </w:tcPr>
+          <w:p>
+            <w:pPr>
+              <w:spacing w:after="80"/>
+            </w:pPr>
+            <w:r>
+              <w:rPr>
+                <w:b w:val="0"/>
+                <w:color w:val="072146"/>
+                <w:sz w:val="18"/>
+              </w:rPr>
+              <w:t>texto; idioma en</w:t>
+            </w:r>
+          </w:p>
+        </w:tc>
+        <w:tc>
+          <w:tcPr>
+            <w:tcW w:type="dxa" w:w="1872"/>
+            <w:shd w:fill="EAF3FA"/>
+          </w:tcPr>
+          <w:p>
+            <w:pPr>
+              <w:spacing w:after="80"/>
+            </w:pPr>
+            <w:r>
+              <w:rPr>
+                <w:b w:val="0"/>
+                <w:color w:val="072146"/>
+                <w:sz w:val="18"/>
+              </w:rPr>
+              <w:t>Probabilidad, umbral y aviso</w:t>
+            </w:r>
+          </w:p>
+        </w:tc>
+        <w:tc>
+          <w:tcPr>
+            <w:tcW w:type="dxa" w:w="1872"/>
+            <w:shd w:fill="EAF3FA"/>
+          </w:tcPr>
+          <w:p>
+            <w:pPr>
+              <w:spacing w:after="80"/>
+            </w:pPr>
+            <w:r>
+              <w:rPr>
+                <w:b w:val="0"/>
+                <w:color w:val="072146"/>
+                <w:sz w:val="18"/>
+              </w:rPr>
+              <w:t>401, 422, 503</w:t>
+            </w:r>
+          </w:p>
+        </w:tc>
+      </w:tr>
+      <w:tr>
+        <w:trPr>
+          <w:cantSplit/>
+        </w:trPr>
+        <w:tc>
+          <w:tcPr>
+            <w:tcW w:type="dxa" w:w="1872"/>
+            <w:shd w:fill="EAF3FA"/>
+          </w:tcPr>
+          <w:p>
+            <w:pPr>
+              <w:spacing w:after="80"/>
+            </w:pPr>
+            <w:r>
+              <w:rPr>
+                <w:b w:val="0"/>
+                <w:color w:val="072146"/>
+                <w:sz w:val="18"/>
+              </w:rPr>
+              <w:t>GET /v1/clients</w:t>
+            </w:r>
+          </w:p>
+        </w:tc>
+        <w:tc>
+          <w:tcPr>
+            <w:tcW w:type="dxa" w:w="1872"/>
+            <w:shd w:fill="EAF3FA"/>
+          </w:tcPr>
+          <w:p>
+            <w:pPr>
+              <w:spacing w:after="80"/>
+            </w:pPr>
+            <w:r>
+              <w:rPr>
+                <w:b w:val="0"/>
+                <w:color w:val="072146"/>
+                <w:sz w:val="18"/>
+              </w:rPr>
+              <w:t>X-API-Key</w:t>
+            </w:r>
+          </w:p>
+        </w:tc>
+        <w:tc>
+          <w:tcPr>
+            <w:tcW w:type="dxa" w:w="1872"/>
+            <w:shd w:fill="EAF3FA"/>
+          </w:tcPr>
+          <w:p>
+            <w:pPr>
+              <w:spacing w:after="80"/>
+            </w:pPr>
+            <w:r>
+              <w:rPr>
+                <w:b w:val="0"/>
+                <w:color w:val="072146"/>
+                <w:sz w:val="18"/>
+              </w:rPr>
+              <w:t>Ninguna</w:t>
+            </w:r>
+          </w:p>
+        </w:tc>
+        <w:tc>
+          <w:tcPr>
+            <w:tcW w:type="dxa" w:w="1872"/>
+            <w:shd w:fill="EAF3FA"/>
+          </w:tcPr>
+          <w:p>
+            <w:pPr>
+              <w:spacing w:after="80"/>
+            </w:pPr>
+            <w:r>
+              <w:rPr>
+                <w:b w:val="0"/>
+                <w:color w:val="072146"/>
+                <w:sz w:val="18"/>
+              </w:rPr>
+              <w:t>150 clientes ficticios</w:t>
+            </w:r>
+          </w:p>
+        </w:tc>
+        <w:tc>
+          <w:tcPr>
+            <w:tcW w:type="dxa" w:w="1872"/>
+            <w:shd w:fill="EAF3FA"/>
+          </w:tcPr>
+          <w:p>
+            <w:pPr>
+              <w:spacing w:after="80"/>
+            </w:pPr>
+            <w:r>
+              <w:rPr>
+                <w:b w:val="0"/>
+                <w:color w:val="072146"/>
+                <w:sz w:val="18"/>
+              </w:rPr>
+              <w:t>401</w:t>
+            </w:r>
+          </w:p>
+        </w:tc>
+      </w:tr>
+      <w:tr>
+        <w:trPr>
+          <w:cantSplit/>
+        </w:trPr>
+        <w:tc>
+          <w:tcPr>
+            <w:tcW w:type="dxa" w:w="1872"/>
+            <w:shd w:fill="EAF3FA"/>
+          </w:tcPr>
+          <w:p>
+            <w:pPr>
+              <w:spacing w:after="80"/>
+            </w:pPr>
+            <w:r>
+              <w:rPr>
+                <w:b w:val="0"/>
+                <w:color w:val="072146"/>
+                <w:sz w:val="18"/>
+              </w:rPr>
+              <w:t>POST /v1/scenario</w:t>
+            </w:r>
+          </w:p>
+        </w:tc>
+        <w:tc>
+          <w:tcPr>
+            <w:tcW w:type="dxa" w:w="1872"/>
+            <w:shd w:fill="EAF3FA"/>
+          </w:tcPr>
+          <w:p>
+            <w:pPr>
+              <w:spacing w:after="80"/>
+            </w:pPr>
+            <w:r>
+              <w:rPr>
+                <w:b w:val="0"/>
+                <w:color w:val="072146"/>
+                <w:sz w:val="18"/>
+              </w:rPr>
+              <w:t>X-API-Key</w:t>
+            </w:r>
+          </w:p>
+        </w:tc>
+        <w:tc>
+          <w:tcPr>
+            <w:tcW w:type="dxa" w:w="1872"/>
+            <w:shd w:fill="EAF3FA"/>
+          </w:tcPr>
+          <w:p>
+            <w:pPr>
+              <w:spacing w:after="80"/>
+            </w:pPr>
+            <w:r>
+              <w:rPr>
+                <w:b w:val="0"/>
+                <w:color w:val="072146"/>
+                <w:sz w:val="18"/>
+              </w:rPr>
+              <w:t>Cliente, proporción, mejora, meses, gastos, perfil</w:t>
+            </w:r>
+          </w:p>
+        </w:tc>
+        <w:tc>
+          <w:tcPr>
+            <w:tcW w:type="dxa" w:w="1872"/>
+            <w:shd w:fill="EAF3FA"/>
+          </w:tcPr>
+          <w:p>
+            <w:pPr>
+              <w:spacing w:after="80"/>
+            </w:pPr>
+            <w:r>
+              <w:rPr>
+                <w:b w:val="0"/>
+                <w:color w:val="072146"/>
+                <w:sz w:val="18"/>
+              </w:rPr>
+              <w:t>Compatibilidad y beneficio supuesto</w:t>
+            </w:r>
+          </w:p>
+        </w:tc>
+        <w:tc>
+          <w:tcPr>
+            <w:tcW w:type="dxa" w:w="1872"/>
+            <w:shd w:fill="EAF3FA"/>
+          </w:tcPr>
+          <w:p>
+            <w:pPr>
+              <w:spacing w:after="80"/>
+            </w:pPr>
+            <w:r>
+              <w:rPr>
+                <w:b w:val="0"/>
+                <w:color w:val="072146"/>
+                <w:sz w:val="18"/>
+              </w:rPr>
+              <w:t>401, 404, 422</w:t>
+            </w:r>
+          </w:p>
+        </w:tc>
+      </w:tr>
+    </w:tbl>
+    <w:p>
+      <w:r>
+        <w:t>La ruta de salud es pública; las cuatro rutas de negocio requieren clave. El contrato completo de campos y restricciones está en documentos/openapi.json. Los errores no convierten la API en un sistema de autorización de operaciones.</w:t>
+      </w:r>
+    </w:p>
+    <w:p>
+      <w:pPr>
+        <w:pStyle w:val="Ttulo2"/>
+        <w:keepNext/>
+      </w:pPr>
+      <w:r>
+        <w:t>Peticiones y respuestas observadas</w:t>
+      </w:r>
+    </w:p>
+    <w:p>
+      <w:r>
+        <w:t>Ejecuté los cinco casos con FastAPI TestClient y su ciclo de arranque real, sin alterar la lógica. evidencias/ejemplos_api.json conserva las respuestas completas. Los siguientes extractos seleccionan campos de esas respuestas; no se presentan como cuerpos completos. En una llamada HTTP real se añade X-API-Key desde el entorno, sin publicar su valor.</w:t>
+      </w:r>
+    </w:p>
+    <w:p>
+      <w:r>
+        <w:t>GET /health — HTTP 200.</w:t>
+      </w:r>
+    </w:p>
+    <w:p>
+      <w:pPr>
+        <w:spacing w:after="20"/>
+      </w:pPr>
+      <w:r>
+        <w:rPr>
+          <w:rFonts w:ascii="Courier New" w:hAnsi="Courier New"/>
+          <w:sz w:val="16"/>
+        </w:rPr>
+        <w:t>{</w:t>
+      </w:r>
+    </w:p>
+    <w:p>
+      <w:pPr>
+        <w:spacing w:after="20"/>
+      </w:pPr>
+      <w:r>
+        <w:rPr>
+          <w:rFonts w:ascii="Courier New" w:hAnsi="Courier New"/>
+          <w:sz w:val="16"/>
+        </w:rPr>
+        <w:t xml:space="preserve">  "entrada": null,</w:t>
+      </w:r>
+    </w:p>
+    <w:p>
+      <w:pPr>
+        <w:spacing w:after="20"/>
+      </w:pPr>
+      <w:r>
+        <w:rPr>
+          <w:rFonts w:ascii="Courier New" w:hAnsi="Courier New"/>
+          <w:sz w:val="16"/>
+        </w:rPr>
+        <w:t xml:space="preserve">  "salida_extracto": {</w:t>
+      </w:r>
+    </w:p>
+    <w:p>
+      <w:pPr>
+        <w:spacing w:after="20"/>
+      </w:pPr>
+      <w:r>
+        <w:rPr>
+          <w:rFonts w:ascii="Courier New" w:hAnsi="Courier New"/>
+          <w:sz w:val="16"/>
+        </w:rPr>
+        <w:t xml:space="preserve">    "status": "ok",</w:t>
+      </w:r>
+    </w:p>
+    <w:p>
+      <w:pPr>
+        <w:spacing w:after="20"/>
+      </w:pPr>
+      <w:r>
+        <w:rPr>
+          <w:rFonts w:ascii="Courier New" w:hAnsi="Courier New"/>
+          <w:sz w:val="16"/>
+        </w:rPr>
+        <w:t xml:space="preserve">    "model_ready": true,</w:t>
+      </w:r>
+    </w:p>
+    <w:p>
+      <w:pPr>
+        <w:spacing w:after="20"/>
+      </w:pPr>
+      <w:r>
+        <w:rPr>
+          <w:rFonts w:ascii="Courier New" w:hAnsi="Courier New"/>
+          <w:sz w:val="16"/>
+        </w:rPr>
+        <w:t xml:space="preserve">    "version": "1.0.0"</w:t>
+      </w:r>
+    </w:p>
+    <w:p>
+      <w:pPr>
+        <w:spacing w:after="20"/>
+      </w:pPr>
+      <w:r>
+        <w:rPr>
+          <w:rFonts w:ascii="Courier New" w:hAnsi="Courier New"/>
+          <w:sz w:val="16"/>
+        </w:rPr>
+        <w:t xml:space="preserve">  }</w:t>
+      </w:r>
+    </w:p>
+    <w:p>
+      <w:pPr>
+        <w:spacing w:after="20"/>
+      </w:pPr>
+      <w:r>
+        <w:rPr>
+          <w:rFonts w:ascii="Courier New" w:hAnsi="Courier New"/>
+          <w:sz w:val="16"/>
+        </w:rPr>
+        <w:t>}</w:t>
+      </w:r>
+    </w:p>
+    <w:p>
+      <w:r>
+        <w:t>GET /v1/model — HTTP 200.</w:t>
+      </w:r>
+    </w:p>
+    <w:p>
+      <w:pPr>
+        <w:spacing w:after="20"/>
+      </w:pPr>
+      <w:r>
+        <w:rPr>
+          <w:rFonts w:ascii="Courier New" w:hAnsi="Courier New"/>
+          <w:sz w:val="16"/>
+        </w:rPr>
+        <w:t>{</w:t>
+      </w:r>
+    </w:p>
+    <w:p>
+      <w:pPr>
+        <w:spacing w:after="20"/>
+      </w:pPr>
+      <w:r>
+        <w:rPr>
+          <w:rFonts w:ascii="Courier New" w:hAnsi="Courier New"/>
+          <w:sz w:val="16"/>
+        </w:rPr>
+        <w:t xml:space="preserve">  "entrada": null,</w:t>
+      </w:r>
+    </w:p>
+    <w:p>
+      <w:pPr>
+        <w:spacing w:after="20"/>
+      </w:pPr>
+      <w:r>
+        <w:rPr>
+          <w:rFonts w:ascii="Courier New" w:hAnsi="Courier New"/>
+          <w:sz w:val="16"/>
+        </w:rPr>
+        <w:t xml:space="preserve">  "salida_extracto": {</w:t>
+      </w:r>
+    </w:p>
+    <w:p>
+      <w:pPr>
+        <w:spacing w:after="20"/>
+      </w:pPr>
+      <w:r>
+        <w:rPr>
+          <w:rFonts w:ascii="Courier New" w:hAnsi="Courier New"/>
+          <w:sz w:val="16"/>
+        </w:rPr>
+        <w:t xml:space="preserve">    "sha256": "f48c7496d5a12bd15d535721e3e83c6ef895b1ae7eaccbe7f4f4c60705bb1916",</w:t>
+      </w:r>
+    </w:p>
+    <w:p>
+      <w:pPr>
+        <w:spacing w:after="20"/>
+      </w:pPr>
+      <w:r>
+        <w:rPr>
+          <w:rFonts w:ascii="Courier New" w:hAnsi="Courier New"/>
+          <w:sz w:val="16"/>
+        </w:rPr>
+        <w:t xml:space="preserve">    "notice": "Priorizar revisión humana; no es orden de inversión ni predicción de rendimiento.",</w:t>
+      </w:r>
+    </w:p>
+    <w:p>
+      <w:pPr>
+        <w:spacing w:after="20"/>
+      </w:pPr>
+      <w:r>
+        <w:rPr>
+          <w:rFonts w:ascii="Courier New" w:hAnsi="Courier New"/>
+          <w:sz w:val="16"/>
+        </w:rPr>
+        <w:t xml:space="preserve">    "joint_target_met": false</w:t>
+      </w:r>
+    </w:p>
+    <w:p>
+      <w:pPr>
+        <w:spacing w:after="20"/>
+      </w:pPr>
+      <w:r>
+        <w:rPr>
+          <w:rFonts w:ascii="Courier New" w:hAnsi="Courier New"/>
+          <w:sz w:val="16"/>
+        </w:rPr>
+        <w:t xml:space="preserve">  }</w:t>
+      </w:r>
+    </w:p>
+    <w:p>
+      <w:pPr>
+        <w:spacing w:after="20"/>
+      </w:pPr>
+      <w:r>
+        <w:rPr>
+          <w:rFonts w:ascii="Courier New" w:hAnsi="Courier New"/>
+          <w:sz w:val="16"/>
+        </w:rPr>
+        <w:t>}</w:t>
+      </w:r>
+    </w:p>
+    <w:p>
+      <w:r>
+        <w:t>POST /v1/predict — HTTP 200.</w:t>
+      </w:r>
+    </w:p>
+    <w:p>
+      <w:pPr>
+        <w:spacing w:after="20"/>
+      </w:pPr>
+      <w:r>
+        <w:rPr>
+          <w:rFonts w:ascii="Courier New" w:hAnsi="Courier New"/>
+          <w:sz w:val="16"/>
+        </w:rPr>
+        <w:t>{</w:t>
+      </w:r>
+    </w:p>
+    <w:p>
+      <w:pPr>
+        <w:spacing w:after="20"/>
+      </w:pPr>
+      <w:r>
+        <w:rPr>
+          <w:rFonts w:ascii="Courier New" w:hAnsi="Courier New"/>
+          <w:sz w:val="16"/>
+        </w:rPr>
+        <w:t xml:space="preserve">  "entrada": {</w:t>
+      </w:r>
+    </w:p>
+    <w:p>
+      <w:pPr>
+        <w:spacing w:after="20"/>
+      </w:pPr>
+      <w:r>
+        <w:rPr>
+          <w:rFonts w:ascii="Courier New" w:hAnsi="Courier New"/>
+          <w:sz w:val="16"/>
+        </w:rPr>
+        <w:t xml:space="preserve">    "texto": "The company reported a decline in operating profit.",</w:t>
+      </w:r>
+    </w:p>
+    <w:p>
+      <w:pPr>
+        <w:spacing w:after="20"/>
+      </w:pPr>
+      <w:r>
+        <w:rPr>
+          <w:rFonts w:ascii="Courier New" w:hAnsi="Courier New"/>
+          <w:sz w:val="16"/>
+        </w:rPr>
+        <w:t xml:space="preserve">    "idioma": "en"</w:t>
+      </w:r>
+    </w:p>
+    <w:p>
+      <w:pPr>
+        <w:spacing w:after="20"/>
+      </w:pPr>
+      <w:r>
+        <w:rPr>
+          <w:rFonts w:ascii="Courier New" w:hAnsi="Courier New"/>
+          <w:sz w:val="16"/>
+        </w:rPr>
+        <w:t xml:space="preserve">  },</w:t>
+      </w:r>
+    </w:p>
+    <w:p>
+      <w:pPr>
+        <w:spacing w:after="20"/>
+      </w:pPr>
+      <w:r>
+        <w:rPr>
+          <w:rFonts w:ascii="Courier New" w:hAnsi="Courier New"/>
+          <w:sz w:val="16"/>
+        </w:rPr>
+        <w:t xml:space="preserve">  "salida_extracto": {</w:t>
+      </w:r>
+    </w:p>
+    <w:p>
+      <w:pPr>
+        <w:spacing w:after="20"/>
+      </w:pPr>
+      <w:r>
+        <w:rPr>
+          <w:rFonts w:ascii="Courier New" w:hAnsi="Courier New"/>
+          <w:sz w:val="16"/>
+        </w:rPr>
+        <w:t xml:space="preserve">    "probabilidad_negativa": 0.3544057081827505,</w:t>
+      </w:r>
+    </w:p>
+    <w:p>
+      <w:pPr>
+        <w:spacing w:after="20"/>
+      </w:pPr>
+      <w:r>
+        <w:rPr>
+          <w:rFonts w:ascii="Courier New" w:hAnsi="Courier New"/>
+          <w:sz w:val="16"/>
+        </w:rPr>
+        <w:t xml:space="preserve">    "umbral": 0.2,</w:t>
+      </w:r>
+    </w:p>
+    <w:p>
+      <w:pPr>
+        <w:spacing w:after="20"/>
+      </w:pPr>
+      <w:r>
+        <w:rPr>
+          <w:rFonts w:ascii="Courier New" w:hAnsi="Courier New"/>
+          <w:sz w:val="16"/>
+        </w:rPr>
+        <w:t xml:space="preserve">    "priorizar_revision": true,</w:t>
+      </w:r>
+    </w:p>
+    <w:p>
+      <w:pPr>
+        <w:spacing w:after="20"/>
+      </w:pPr>
+      <w:r>
+        <w:rPr>
+          <w:rFonts w:ascii="Courier New" w:hAnsi="Courier New"/>
+          <w:sz w:val="16"/>
+        </w:rPr>
+        <w:t xml:space="preserve">    "idioma_declarado": "en",</w:t>
+      </w:r>
+    </w:p>
+    <w:p>
+      <w:pPr>
+        <w:spacing w:after="20"/>
+      </w:pPr>
+      <w:r>
+        <w:rPr>
+          <w:rFonts w:ascii="Courier New" w:hAnsi="Courier New"/>
+          <w:sz w:val="16"/>
+        </w:rPr>
+        <w:t xml:space="preserve">    "notice": "Priorizar revisión humana; no es orden de inversión ni predicción de rendimiento.",</w:t>
+      </w:r>
+    </w:p>
+    <w:p>
+      <w:pPr>
+        <w:spacing w:after="20"/>
+      </w:pPr>
+      <w:r>
+        <w:rPr>
+          <w:rFonts w:ascii="Courier New" w:hAnsi="Courier New"/>
+          <w:sz w:val="16"/>
+        </w:rPr>
+        <w:t xml:space="preserve">    "model_sha256": "f48c7496d5a12bd15d535721e3e83c6ef895b1ae7eaccbe7f4f4c60705bb1916"</w:t>
+      </w:r>
+    </w:p>
+    <w:p>
+      <w:pPr>
+        <w:spacing w:after="20"/>
+      </w:pPr>
+      <w:r>
+        <w:rPr>
+          <w:rFonts w:ascii="Courier New" w:hAnsi="Courier New"/>
+          <w:sz w:val="16"/>
+        </w:rPr>
+        <w:t xml:space="preserve">  }</w:t>
+      </w:r>
+    </w:p>
+    <w:p>
+      <w:pPr>
+        <w:spacing w:after="20"/>
+      </w:pPr>
+      <w:r>
+        <w:rPr>
+          <w:rFonts w:ascii="Courier New" w:hAnsi="Courier New"/>
+          <w:sz w:val="16"/>
+        </w:rPr>
+        <w:t>}</w:t>
+      </w:r>
+    </w:p>
+    <w:p>
+      <w:r>
+        <w:t>GET /v1/clients — HTTP 200.</w:t>
+      </w:r>
+    </w:p>
+    <w:p>
+      <w:pPr>
+        <w:spacing w:after="20"/>
+      </w:pPr>
+      <w:r>
+        <w:rPr>
+          <w:rFonts w:ascii="Courier New" w:hAnsi="Courier New"/>
+          <w:sz w:val="16"/>
+        </w:rPr>
+        <w:t>{</w:t>
+      </w:r>
+    </w:p>
+    <w:p>
+      <w:pPr>
+        <w:spacing w:after="20"/>
+      </w:pPr>
+      <w:r>
+        <w:rPr>
+          <w:rFonts w:ascii="Courier New" w:hAnsi="Courier New"/>
+          <w:sz w:val="16"/>
+        </w:rPr>
+        <w:t xml:space="preserve">  "entrada": null,</w:t>
+      </w:r>
+    </w:p>
+    <w:p>
+      <w:pPr>
+        <w:spacing w:after="20"/>
+      </w:pPr>
+      <w:r>
+        <w:rPr>
+          <w:rFonts w:ascii="Courier New" w:hAnsi="Courier New"/>
+          <w:sz w:val="16"/>
+        </w:rPr>
+        <w:t xml:space="preserve">  "salida_extracto": {</w:t>
+      </w:r>
+    </w:p>
+    <w:p>
+      <w:pPr>
+        <w:spacing w:after="20"/>
+      </w:pPr>
+      <w:r>
+        <w:rPr>
+          <w:rFonts w:ascii="Courier New" w:hAnsi="Courier New"/>
+          <w:sz w:val="16"/>
+        </w:rPr>
+        <w:t xml:space="preserve">    "simulados": true,</w:t>
+      </w:r>
+    </w:p>
+    <w:p>
+      <w:pPr>
+        <w:spacing w:after="20"/>
+      </w:pPr>
+      <w:r>
+        <w:rPr>
+          <w:rFonts w:ascii="Courier New" w:hAnsi="Courier New"/>
+          <w:sz w:val="16"/>
+        </w:rPr>
+        <w:t xml:space="preserve">    "clientes": [</w:t>
+      </w:r>
+    </w:p>
+    <w:p>
+      <w:pPr>
+        <w:spacing w:after="20"/>
+      </w:pPr>
+      <w:r>
+        <w:rPr>
+          <w:rFonts w:ascii="Courier New" w:hAnsi="Courier New"/>
+          <w:sz w:val="16"/>
+        </w:rPr>
+        <w:t xml:space="preserve">      {</w:t>
+      </w:r>
+    </w:p>
+    <w:p>
+      <w:pPr>
+        <w:spacing w:after="20"/>
+      </w:pPr>
+      <w:r>
+        <w:rPr>
+          <w:rFonts w:ascii="Courier New" w:hAnsi="Courier New"/>
+          <w:sz w:val="16"/>
+        </w:rPr>
+        <w:t xml:space="preserve">        "cliente_id": "C001",</w:t>
+      </w:r>
+    </w:p>
+    <w:p>
+      <w:pPr>
+        <w:spacing w:after="20"/>
+      </w:pPr>
+      <w:r>
+        <w:rPr>
+          <w:rFonts w:ascii="Courier New" w:hAnsi="Courier New"/>
+          <w:sz w:val="16"/>
+        </w:rPr>
+        <w:t xml:space="preserve">        "nombre": "Killer Croc",</w:t>
+      </w:r>
+    </w:p>
+    <w:p>
+      <w:pPr>
+        <w:spacing w:after="20"/>
+      </w:pPr>
+      <w:r>
+        <w:rPr>
+          <w:rFonts w:ascii="Courier New" w:hAnsi="Courier New"/>
+          <w:sz w:val="16"/>
+        </w:rPr>
+        <w:t xml:space="preserve">        "arquetipo": "Villano",</w:t>
+      </w:r>
+    </w:p>
+    <w:p>
+      <w:pPr>
+        <w:spacing w:after="20"/>
+      </w:pPr>
+      <w:r>
+        <w:rPr>
+          <w:rFonts w:ascii="Courier New" w:hAnsi="Courier New"/>
+          <w:sz w:val="16"/>
+        </w:rPr>
+        <w:t xml:space="preserve">        "perfil_riesgo": "Moderado",</w:t>
+      </w:r>
+    </w:p>
+    <w:p>
+      <w:pPr>
+        <w:spacing w:after="20"/>
+      </w:pPr>
+      <w:r>
+        <w:rPr>
+          <w:rFonts w:ascii="Courier New" w:hAnsi="Courier New"/>
+          <w:sz w:val="16"/>
+        </w:rPr>
+        <w:t xml:space="preserve">        "posicion_mxn": 11858000,</w:t>
+      </w:r>
+    </w:p>
+    <w:p>
+      <w:pPr>
+        <w:spacing w:after="20"/>
+      </w:pPr>
+      <w:r>
+        <w:rPr>
+          <w:rFonts w:ascii="Courier New" w:hAnsi="Courier New"/>
+          <w:sz w:val="16"/>
+        </w:rPr>
+        <w:t xml:space="preserve">        "fondo_actual": "BBVACR",</w:t>
+      </w:r>
+    </w:p>
+    <w:p>
+      <w:pPr>
+        <w:spacing w:after="20"/>
+      </w:pPr>
+      <w:r>
+        <w:rPr>
+          <w:rFonts w:ascii="Courier New" w:hAnsi="Courier New"/>
+          <w:sz w:val="16"/>
+        </w:rPr>
+        <w:t xml:space="preserve">        "serie_actual": "P",</w:t>
+      </w:r>
+    </w:p>
+    <w:p>
+      <w:pPr>
+        <w:spacing w:after="20"/>
+      </w:pPr>
+      <w:r>
+        <w:rPr>
+          <w:rFonts w:ascii="Courier New" w:hAnsi="Courier New"/>
+          <w:sz w:val="16"/>
+        </w:rPr>
+        <w:t xml:space="preserve">        "categoria_actual": "Fondos de Estrategias Pesos",</w:t>
+      </w:r>
+    </w:p>
+    <w:p>
+      <w:pPr>
+        <w:spacing w:after="20"/>
+      </w:pPr>
+      <w:r>
+        <w:rPr>
+          <w:rFonts w:ascii="Courier New" w:hAnsi="Courier New"/>
+          <w:sz w:val="16"/>
+        </w:rPr>
+        <w:t xml:space="preserve">        "rend_1_anio_actual": 11.93,</w:t>
+      </w:r>
+    </w:p>
+    <w:p>
+      <w:pPr>
+        <w:spacing w:after="20"/>
+      </w:pPr>
+      <w:r>
+        <w:rPr>
+          <w:rFonts w:ascii="Courier New" w:hAnsi="Courier New"/>
+          <w:sz w:val="16"/>
+        </w:rPr>
+        <w:t xml:space="preserve">        "clase_activo": "Deuda Corto Plazo",</w:t>
+      </w:r>
+    </w:p>
+    <w:p>
+      <w:pPr>
+        <w:spacing w:after="20"/>
+      </w:pPr>
+      <w:r>
+        <w:rPr>
+          <w:rFonts w:ascii="Courier New" w:hAnsi="Courier New"/>
+          <w:sz w:val="16"/>
+        </w:rPr>
+        <w:t xml:space="preserve">        "meses_sin_revision": 6</w:t>
+      </w:r>
+    </w:p>
+    <w:p>
+      <w:pPr>
+        <w:spacing w:after="20"/>
+      </w:pPr>
+      <w:r>
+        <w:rPr>
+          <w:rFonts w:ascii="Courier New" w:hAnsi="Courier New"/>
+          <w:sz w:val="16"/>
+        </w:rPr>
+        <w:t xml:space="preserve">      }</w:t>
+      </w:r>
+    </w:p>
+    <w:p>
+      <w:pPr>
+        <w:spacing w:after="20"/>
+      </w:pPr>
+      <w:r>
+        <w:rPr>
+          <w:rFonts w:ascii="Courier New" w:hAnsi="Courier New"/>
+          <w:sz w:val="16"/>
+        </w:rPr>
+        <w:t xml:space="preserve">    ]</w:t>
+      </w:r>
+    </w:p>
+    <w:p>
+      <w:pPr>
+        <w:spacing w:after="20"/>
+      </w:pPr>
+      <w:r>
+        <w:rPr>
+          <w:rFonts w:ascii="Courier New" w:hAnsi="Courier New"/>
+          <w:sz w:val="16"/>
+        </w:rPr>
+        <w:t xml:space="preserve">  }</w:t>
+      </w:r>
+    </w:p>
+    <w:p>
+      <w:pPr>
+        <w:spacing w:after="20"/>
+      </w:pPr>
+      <w:r>
+        <w:rPr>
+          <w:rFonts w:ascii="Courier New" w:hAnsi="Courier New"/>
+          <w:sz w:val="16"/>
+        </w:rPr>
+        <w:t>}</w:t>
+      </w:r>
+    </w:p>
+    <w:p>
+      <w:r>
+        <w:t>POST /v1/scenario — HTTP 200.</w:t>
+      </w:r>
+    </w:p>
+    <w:p>
+      <w:pPr>
+        <w:spacing w:after="20"/>
+      </w:pPr>
+      <w:r>
+        <w:rPr>
+          <w:rFonts w:ascii="Courier New" w:hAnsi="Courier New"/>
+          <w:sz w:val="16"/>
+        </w:rPr>
+        <w:t>{</w:t>
+      </w:r>
+    </w:p>
+    <w:p>
+      <w:pPr>
+        <w:spacing w:after="20"/>
+      </w:pPr>
+      <w:r>
+        <w:rPr>
+          <w:rFonts w:ascii="Courier New" w:hAnsi="Courier New"/>
+          <w:sz w:val="16"/>
+        </w:rPr>
+        <w:t xml:space="preserve">  "entrada": {</w:t>
+      </w:r>
+    </w:p>
+    <w:p>
+      <w:pPr>
+        <w:spacing w:after="20"/>
+      </w:pPr>
+      <w:r>
+        <w:rPr>
+          <w:rFonts w:ascii="Courier New" w:hAnsi="Courier New"/>
+          <w:sz w:val="16"/>
+        </w:rPr>
+        <w:t xml:space="preserve">    "cliente_id": "C001",</w:t>
+      </w:r>
+    </w:p>
+    <w:p>
+      <w:pPr>
+        <w:spacing w:after="20"/>
+      </w:pPr>
+      <w:r>
+        <w:rPr>
+          <w:rFonts w:ascii="Courier New" w:hAnsi="Courier New"/>
+          <w:sz w:val="16"/>
+        </w:rPr>
+        <w:t xml:space="preserve">    "proporcion": 0.35,</w:t>
+      </w:r>
+    </w:p>
+    <w:p>
+      <w:pPr>
+        <w:spacing w:after="20"/>
+      </w:pPr>
+      <w:r>
+        <w:rPr>
+          <w:rFonts w:ascii="Courier New" w:hAnsi="Courier New"/>
+          <w:sz w:val="16"/>
+        </w:rPr>
+        <w:t xml:space="preserve">    "mejora_anual_pp": 3,</w:t>
+      </w:r>
+    </w:p>
+    <w:p>
+      <w:pPr>
+        <w:spacing w:after="20"/>
+      </w:pPr>
+      <w:r>
+        <w:rPr>
+          <w:rFonts w:ascii="Courier New" w:hAnsi="Courier New"/>
+          <w:sz w:val="16"/>
+        </w:rPr>
+        <w:t xml:space="preserve">    "meses": 12,</w:t>
+      </w:r>
+    </w:p>
+    <w:p>
+      <w:pPr>
+        <w:spacing w:after="20"/>
+      </w:pPr>
+      <w:r>
+        <w:rPr>
+          <w:rFonts w:ascii="Courier New" w:hAnsi="Courier New"/>
+          <w:sz w:val="16"/>
+        </w:rPr>
+        <w:t xml:space="preserve">    "gastos_adicionales_anuales_pp": 0,</w:t>
+      </w:r>
+    </w:p>
+    <w:p>
+      <w:pPr>
+        <w:spacing w:after="20"/>
+      </w:pPr>
+      <w:r>
+        <w:rPr>
+          <w:rFonts w:ascii="Courier New" w:hAnsi="Courier New"/>
+          <w:sz w:val="16"/>
+        </w:rPr>
+        <w:t xml:space="preserve">    "perfil_destino": "Moderado"</w:t>
+      </w:r>
+    </w:p>
+    <w:p>
+      <w:pPr>
+        <w:spacing w:after="20"/>
+      </w:pPr>
+      <w:r>
+        <w:rPr>
+          <w:rFonts w:ascii="Courier New" w:hAnsi="Courier New"/>
+          <w:sz w:val="16"/>
+        </w:rPr>
+        <w:t xml:space="preserve">  },</w:t>
+      </w:r>
+    </w:p>
+    <w:p>
+      <w:pPr>
+        <w:spacing w:after="20"/>
+      </w:pPr>
+      <w:r>
+        <w:rPr>
+          <w:rFonts w:ascii="Courier New" w:hAnsi="Courier New"/>
+          <w:sz w:val="16"/>
+        </w:rPr>
+        <w:t xml:space="preserve">  "salida_extracto": {</w:t>
+      </w:r>
+    </w:p>
+    <w:p>
+      <w:pPr>
+        <w:spacing w:after="20"/>
+      </w:pPr>
+      <w:r>
+        <w:rPr>
+          <w:rFonts w:ascii="Courier New" w:hAnsi="Courier New"/>
+          <w:sz w:val="16"/>
+        </w:rPr>
+        <w:t xml:space="preserve">    "simulado": true,</w:t>
+      </w:r>
+    </w:p>
+    <w:p>
+      <w:pPr>
+        <w:spacing w:after="20"/>
+      </w:pPr>
+      <w:r>
+        <w:rPr>
+          <w:rFonts w:ascii="Courier New" w:hAnsi="Courier New"/>
+          <w:sz w:val="16"/>
+        </w:rPr>
+        <w:t xml:space="preserve">    "perfil_compatible": true,</w:t>
+      </w:r>
+    </w:p>
+    <w:p>
+      <w:pPr>
+        <w:spacing w:after="20"/>
+      </w:pPr>
+      <w:r>
+        <w:rPr>
+          <w:rFonts w:ascii="Courier New" w:hAnsi="Courier New"/>
+          <w:sz w:val="16"/>
+        </w:rPr>
+        <w:t xml:space="preserve">    "monto_migrado_mxn": 4150299.9999999995,</w:t>
+      </w:r>
+    </w:p>
+    <w:p>
+      <w:pPr>
+        <w:spacing w:after="20"/>
+      </w:pPr>
+      <w:r>
+        <w:rPr>
+          <w:rFonts w:ascii="Courier New" w:hAnsi="Courier New"/>
+          <w:sz w:val="16"/>
+        </w:rPr>
+        <w:t xml:space="preserve">    "mejora_supuesta_mxn": 124508.99999999999,</w:t>
+      </w:r>
+    </w:p>
+    <w:p>
+      <w:pPr>
+        <w:spacing w:after="20"/>
+      </w:pPr>
+      <w:r>
+        <w:rPr>
+          <w:rFonts w:ascii="Courier New" w:hAnsi="Courier New"/>
+          <w:sz w:val="16"/>
+        </w:rPr>
+        <w:t xml:space="preserve">    "corretaje_supuesto_mxn": 83005.99999999999,</w:t>
+      </w:r>
+    </w:p>
+    <w:p>
+      <w:pPr>
+        <w:spacing w:after="20"/>
+      </w:pPr>
+      <w:r>
+        <w:rPr>
+          <w:rFonts w:ascii="Courier New" w:hAnsi="Courier New"/>
+          <w:sz w:val="16"/>
+        </w:rPr>
+        <w:t xml:space="preserve">    "gastos_adicionales_mxn": 0.0,</w:t>
+      </w:r>
+    </w:p>
+    <w:p>
+      <w:pPr>
+        <w:spacing w:after="20"/>
+      </w:pPr>
+      <w:r>
+        <w:rPr>
+          <w:rFonts w:ascii="Courier New" w:hAnsi="Courier New"/>
+          <w:sz w:val="16"/>
+        </w:rPr>
+        <w:t xml:space="preserve">    "beneficio_incremental_supuesto_mxn": 41503.0,</w:t>
+      </w:r>
+    </w:p>
+    <w:p>
+      <w:pPr>
+        <w:spacing w:after="20"/>
+      </w:pPr>
+      <w:r>
+        <w:rPr>
+          <w:rFonts w:ascii="Courier New" w:hAnsi="Courier New"/>
+          <w:sz w:val="16"/>
+        </w:rPr>
+        <w:t xml:space="preserve">    "elegible_para_revision": true,</w:t>
+      </w:r>
+    </w:p>
+    <w:p>
+      <w:pPr>
+        <w:spacing w:after="20"/>
+      </w:pPr>
+      <w:r>
+        <w:rPr>
+          <w:rFonts w:ascii="Courier New" w:hAnsi="Courier New"/>
+          <w:sz w:val="16"/>
+        </w:rPr>
+        <w:t xml:space="preserve">    "supuesto": "1 % compra + 1 % venta sobre el mismo nocional. Cálculo lineal, sin impuestos ni garantía. Gastos adicionales sólo si no están ya descontados del rendimiento. No equivale al ingreso neto del banco.",</w:t>
+      </w:r>
+    </w:p>
+    <w:p>
+      <w:pPr>
+        <w:spacing w:after="20"/>
+      </w:pPr>
+      <w:r>
+        <w:rPr>
+          <w:rFonts w:ascii="Courier New" w:hAnsi="Courier New"/>
+          <w:sz w:val="16"/>
+        </w:rPr>
+        <w:t xml:space="preserve">    "notice": "Priorizar revisión humana; no es orden de inversión ni predicción de rendimiento."</w:t>
+      </w:r>
+    </w:p>
+    <w:p>
+      <w:pPr>
+        <w:spacing w:after="20"/>
+      </w:pPr>
+      <w:r>
+        <w:rPr>
+          <w:rFonts w:ascii="Courier New" w:hAnsi="Courier New"/>
+          <w:sz w:val="16"/>
+        </w:rPr>
+        <w:t xml:space="preserve">  }</w:t>
+      </w:r>
+    </w:p>
+    <w:p>
+      <w:pPr>
+        <w:spacing w:after="20"/>
+      </w:pPr>
+      <w:r>
+        <w:rPr>
+          <w:rFonts w:ascii="Courier New" w:hAnsi="Courier New"/>
+          <w:sz w:val="16"/>
+        </w:rPr>
+        <w:t>}</w:t>
       </w:r>
     </w:p>
     <w:p>
@@ -2674,6 +4270,974 @@
         <w:keepNext/>
       </w:pPr>
       <w:r>
+        <w:t>Análisis del comportamiento del modelo</w:t>
+      </w:r>
+    </w:p>
+    <w:p>
+      <w:pPr>
+        <w:keepNext/>
+      </w:pPr>
+      <w:r>
+        <w:drawing>
+          <wp:inline xmlns:a="http://schemas.openxmlformats.org/drawingml/2006/main" xmlns:pic="http://schemas.openxmlformats.org/drawingml/2006/picture">
+            <wp:extent cx="5760720" cy="2592324"/>
+            <wp:docPr id="7" name="Picture 7"/>
+            <wp:cNvGraphicFramePr>
+              <a:graphicFrameLocks noChangeAspect="1"/>
+            </wp:cNvGraphicFramePr>
+            <a:graphic>
+              <a:graphicData uri="http://schemas.openxmlformats.org/drawingml/2006/picture">
+                <pic:pic>
+                  <pic:nvPicPr>
+                    <pic:cNvPr id="0" name="distribucion_probabilidades.png"/>
+                    <pic:cNvPicPr/>
+                  </pic:nvPicPr>
+                  <pic:blipFill>
+                    <a:blip r:embed="rId25"/>
+                    <a:stretch>
+                      <a:fillRect/>
+                    </a:stretch>
+                  </pic:blipFill>
+                  <pic:spPr>
+                    <a:xfrm>
+                      <a:off x="0" y="0"/>
+                      <a:ext cx="5760720" cy="2592324"/>
+                    </a:xfrm>
+                    <a:prstGeom prst="rect"/>
+                  </pic:spPr>
+                </pic:pic>
+              </a:graphicData>
+            </a:graphic>
+          </wp:inline>
+        </w:drawing>
+      </w:r>
+    </w:p>
+    <w:p>
+      <w:r>
+        <w:t>Figura 2. Distribución retrospectiva de probabilidades en las 452 noticias conservadas.</w:t>
+      </w:r>
+    </w:p>
+    <w:p>
+      <w:r>
+        <w:t>Defino cerca del umbral como la banda descriptiva de 0.19 a 0.21, inclusive: contiene 5 noticias. No es un intervalo de confianza. En la frontera, una variación pequeña de puntuación puede cambiar la prioridad de lectura sin que cambie el riesgo económico del cliente. Por ello no uso la alerta como instrucción de inversión. El histograma y los conteos se regeneran con scripts/analyze_behavior.py y quedan respaldados por evidencias/comportamiento_modelo.json, que identifica el CSV mediante SHA256.</w:t>
+      </w:r>
+    </w:p>
+    <w:tbl>
+      <w:tblPr>
+        <w:tblW w:type="auto" w:w="0"/>
+        <w:tblLayout w:type="fixed"/>
+        <w:tblLook w:firstColumn="1" w:firstRow="1" w:lastColumn="0" w:lastRow="0" w:noHBand="0" w:noVBand="1" w:val="04A0"/>
+      </w:tblPr>
+      <w:tblGrid>
+        <w:gridCol w:w="1872"/>
+        <w:gridCol w:w="1872"/>
+        <w:gridCol w:w="1872"/>
+        <w:gridCol w:w="1872"/>
+        <w:gridCol w:w="1872"/>
+      </w:tblGrid>
+      <w:tr>
+        <w:trPr>
+          <w:cantSplit/>
+          <w:tblHeader/>
+        </w:trPr>
+        <w:tc>
+          <w:tcPr>
+            <w:tcW w:type="dxa" w:w="1872"/>
+            <w:shd w:fill="004481"/>
+          </w:tcPr>
+          <w:p>
+            <w:pPr>
+              <w:spacing w:after="80"/>
+            </w:pPr>
+            <w:r>
+              <w:rPr>
+                <w:b/>
+                <w:color w:val="FFFFFF"/>
+                <w:sz w:val="18"/>
+              </w:rPr>
+              <w:t>Umbral exploratorio</w:t>
+            </w:r>
+          </w:p>
+        </w:tc>
+        <w:tc>
+          <w:tcPr>
+            <w:tcW w:type="dxa" w:w="1872"/>
+            <w:shd w:fill="004481"/>
+          </w:tcPr>
+          <w:p>
+            <w:pPr>
+              <w:spacing w:after="80"/>
+            </w:pPr>
+            <w:r>
+              <w:rPr>
+                <w:b/>
+                <w:color w:val="FFFFFF"/>
+                <w:sz w:val="18"/>
+              </w:rPr>
+              <w:t>Alertas</w:t>
+            </w:r>
+          </w:p>
+        </w:tc>
+        <w:tc>
+          <w:tcPr>
+            <w:tcW w:type="dxa" w:w="1872"/>
+            <w:shd w:fill="004481"/>
+          </w:tcPr>
+          <w:p>
+            <w:pPr>
+              <w:spacing w:after="80"/>
+            </w:pPr>
+            <w:r>
+              <w:rPr>
+                <w:b/>
+                <w:color w:val="FFFFFF"/>
+                <w:sz w:val="18"/>
+              </w:rPr>
+              <w:t>Cambios frente a 0.20</w:t>
+            </w:r>
+          </w:p>
+        </w:tc>
+        <w:tc>
+          <w:tcPr>
+            <w:tcW w:type="dxa" w:w="1872"/>
+            <w:shd w:fill="004481"/>
+          </w:tcPr>
+          <w:p>
+            <w:pPr>
+              <w:spacing w:after="80"/>
+            </w:pPr>
+            <w:r>
+              <w:rPr>
+                <w:b/>
+                <w:color w:val="FFFFFF"/>
+                <w:sz w:val="18"/>
+              </w:rPr>
+              <w:t>FP</w:t>
+            </w:r>
+          </w:p>
+        </w:tc>
+        <w:tc>
+          <w:tcPr>
+            <w:tcW w:type="dxa" w:w="1872"/>
+            <w:shd w:fill="004481"/>
+          </w:tcPr>
+          <w:p>
+            <w:pPr>
+              <w:spacing w:after="80"/>
+            </w:pPr>
+            <w:r>
+              <w:rPr>
+                <w:b/>
+                <w:color w:val="FFFFFF"/>
+                <w:sz w:val="18"/>
+              </w:rPr>
+              <w:t>FN</w:t>
+            </w:r>
+          </w:p>
+        </w:tc>
+      </w:tr>
+      <w:tr>
+        <w:trPr>
+          <w:cantSplit/>
+        </w:trPr>
+        <w:tc>
+          <w:tcPr>
+            <w:tcW w:type="dxa" w:w="1872"/>
+            <w:shd w:fill="EAF3FA"/>
+          </w:tcPr>
+          <w:p>
+            <w:pPr>
+              <w:spacing w:after="80"/>
+            </w:pPr>
+            <w:r>
+              <w:rPr>
+                <w:b w:val="0"/>
+                <w:color w:val="072146"/>
+                <w:sz w:val="18"/>
+              </w:rPr>
+              <w:t>0.19</w:t>
+            </w:r>
+          </w:p>
+        </w:tc>
+        <w:tc>
+          <w:tcPr>
+            <w:tcW w:type="dxa" w:w="1872"/>
+            <w:shd w:fill="EAF3FA"/>
+          </w:tcPr>
+          <w:p>
+            <w:pPr>
+              <w:spacing w:after="80"/>
+            </w:pPr>
+            <w:r>
+              <w:rPr>
+                <w:b w:val="0"/>
+                <w:color w:val="072146"/>
+                <w:sz w:val="18"/>
+              </w:rPr>
+              <w:t>78</w:t>
+            </w:r>
+          </w:p>
+        </w:tc>
+        <w:tc>
+          <w:tcPr>
+            <w:tcW w:type="dxa" w:w="1872"/>
+            <w:shd w:fill="EAF3FA"/>
+          </w:tcPr>
+          <w:p>
+            <w:pPr>
+              <w:spacing w:after="80"/>
+            </w:pPr>
+            <w:r>
+              <w:rPr>
+                <w:b w:val="0"/>
+                <w:color w:val="072146"/>
+                <w:sz w:val="18"/>
+              </w:rPr>
+              <w:t>2</w:t>
+            </w:r>
+          </w:p>
+        </w:tc>
+        <w:tc>
+          <w:tcPr>
+            <w:tcW w:type="dxa" w:w="1872"/>
+            <w:shd w:fill="EAF3FA"/>
+          </w:tcPr>
+          <w:p>
+            <w:pPr>
+              <w:spacing w:after="80"/>
+            </w:pPr>
+            <w:r>
+              <w:rPr>
+                <w:b w:val="0"/>
+                <w:color w:val="072146"/>
+                <w:sz w:val="18"/>
+              </w:rPr>
+              <w:t>27</w:t>
+            </w:r>
+          </w:p>
+        </w:tc>
+        <w:tc>
+          <w:tcPr>
+            <w:tcW w:type="dxa" w:w="1872"/>
+            <w:shd w:fill="EAF3FA"/>
+          </w:tcPr>
+          <w:p>
+            <w:pPr>
+              <w:spacing w:after="80"/>
+            </w:pPr>
+            <w:r>
+              <w:rPr>
+                <w:b w:val="0"/>
+                <w:color w:val="072146"/>
+                <w:sz w:val="18"/>
+              </w:rPr>
+              <w:t>10</w:t>
+            </w:r>
+          </w:p>
+        </w:tc>
+      </w:tr>
+      <w:tr>
+        <w:trPr>
+          <w:cantSplit/>
+        </w:trPr>
+        <w:tc>
+          <w:tcPr>
+            <w:tcW w:type="dxa" w:w="1872"/>
+            <w:shd w:fill="EAF3FA"/>
+          </w:tcPr>
+          <w:p>
+            <w:pPr>
+              <w:spacing w:after="80"/>
+            </w:pPr>
+            <w:r>
+              <w:rPr>
+                <w:b w:val="0"/>
+                <w:color w:val="072146"/>
+                <w:sz w:val="18"/>
+              </w:rPr>
+              <w:t>0.20 operativo</w:t>
+            </w:r>
+          </w:p>
+        </w:tc>
+        <w:tc>
+          <w:tcPr>
+            <w:tcW w:type="dxa" w:w="1872"/>
+            <w:shd w:fill="EAF3FA"/>
+          </w:tcPr>
+          <w:p>
+            <w:pPr>
+              <w:spacing w:after="80"/>
+            </w:pPr>
+            <w:r>
+              <w:rPr>
+                <w:b w:val="0"/>
+                <w:color w:val="072146"/>
+                <w:sz w:val="18"/>
+              </w:rPr>
+              <w:t>76</w:t>
+            </w:r>
+          </w:p>
+        </w:tc>
+        <w:tc>
+          <w:tcPr>
+            <w:tcW w:type="dxa" w:w="1872"/>
+            <w:shd w:fill="EAF3FA"/>
+          </w:tcPr>
+          <w:p>
+            <w:pPr>
+              <w:spacing w:after="80"/>
+            </w:pPr>
+            <w:r>
+              <w:rPr>
+                <w:b w:val="0"/>
+                <w:color w:val="072146"/>
+                <w:sz w:val="18"/>
+              </w:rPr>
+              <w:t>0</w:t>
+            </w:r>
+          </w:p>
+        </w:tc>
+        <w:tc>
+          <w:tcPr>
+            <w:tcW w:type="dxa" w:w="1872"/>
+            <w:shd w:fill="EAF3FA"/>
+          </w:tcPr>
+          <w:p>
+            <w:pPr>
+              <w:spacing w:after="80"/>
+            </w:pPr>
+            <w:r>
+              <w:rPr>
+                <w:b w:val="0"/>
+                <w:color w:val="072146"/>
+                <w:sz w:val="18"/>
+              </w:rPr>
+              <w:t>25</w:t>
+            </w:r>
+          </w:p>
+        </w:tc>
+        <w:tc>
+          <w:tcPr>
+            <w:tcW w:type="dxa" w:w="1872"/>
+            <w:shd w:fill="EAF3FA"/>
+          </w:tcPr>
+          <w:p>
+            <w:pPr>
+              <w:spacing w:after="80"/>
+            </w:pPr>
+            <w:r>
+              <w:rPr>
+                <w:b w:val="0"/>
+                <w:color w:val="072146"/>
+                <w:sz w:val="18"/>
+              </w:rPr>
+              <w:t>10</w:t>
+            </w:r>
+          </w:p>
+        </w:tc>
+      </w:tr>
+      <w:tr>
+        <w:trPr>
+          <w:cantSplit/>
+        </w:trPr>
+        <w:tc>
+          <w:tcPr>
+            <w:tcW w:type="dxa" w:w="1872"/>
+            <w:shd w:fill="EAF3FA"/>
+          </w:tcPr>
+          <w:p>
+            <w:pPr>
+              <w:spacing w:after="80"/>
+            </w:pPr>
+            <w:r>
+              <w:rPr>
+                <w:b w:val="0"/>
+                <w:color w:val="072146"/>
+                <w:sz w:val="18"/>
+              </w:rPr>
+              <w:t>0.21</w:t>
+            </w:r>
+          </w:p>
+        </w:tc>
+        <w:tc>
+          <w:tcPr>
+            <w:tcW w:type="dxa" w:w="1872"/>
+            <w:shd w:fill="EAF3FA"/>
+          </w:tcPr>
+          <w:p>
+            <w:pPr>
+              <w:spacing w:after="80"/>
+            </w:pPr>
+            <w:r>
+              <w:rPr>
+                <w:b w:val="0"/>
+                <w:color w:val="072146"/>
+                <w:sz w:val="18"/>
+              </w:rPr>
+              <w:t>73</w:t>
+            </w:r>
+          </w:p>
+        </w:tc>
+        <w:tc>
+          <w:tcPr>
+            <w:tcW w:type="dxa" w:w="1872"/>
+            <w:shd w:fill="EAF3FA"/>
+          </w:tcPr>
+          <w:p>
+            <w:pPr>
+              <w:spacing w:after="80"/>
+            </w:pPr>
+            <w:r>
+              <w:rPr>
+                <w:b w:val="0"/>
+                <w:color w:val="072146"/>
+                <w:sz w:val="18"/>
+              </w:rPr>
+              <w:t>3</w:t>
+            </w:r>
+          </w:p>
+        </w:tc>
+        <w:tc>
+          <w:tcPr>
+            <w:tcW w:type="dxa" w:w="1872"/>
+            <w:shd w:fill="EAF3FA"/>
+          </w:tcPr>
+          <w:p>
+            <w:pPr>
+              <w:spacing w:after="80"/>
+            </w:pPr>
+            <w:r>
+              <w:rPr>
+                <w:b w:val="0"/>
+                <w:color w:val="072146"/>
+                <w:sz w:val="18"/>
+              </w:rPr>
+              <w:t>22</w:t>
+            </w:r>
+          </w:p>
+        </w:tc>
+        <w:tc>
+          <w:tcPr>
+            <w:tcW w:type="dxa" w:w="1872"/>
+            <w:shd w:fill="EAF3FA"/>
+          </w:tcPr>
+          <w:p>
+            <w:pPr>
+              <w:spacing w:after="80"/>
+            </w:pPr>
+            <w:r>
+              <w:rPr>
+                <w:b w:val="0"/>
+                <w:color w:val="072146"/>
+                <w:sz w:val="18"/>
+              </w:rPr>
+              <w:t>10</w:t>
+            </w:r>
+          </w:p>
+        </w:tc>
+      </w:tr>
+    </w:tbl>
+    <w:p>
+      <w:r>
+        <w:t>Bajar a 0.19 agrega dos falsas alertas; subir a 0.21 retira tres falsas alertas en este conjunto. Ninguna de las dos alternativas recupera los diez falsos negativos. Es un diagnóstico retrospectivo, no una selección válida de un nuevo umbral: mantengo 0.20 y reservo cualquier decisión futura para validación independiente.</w:t>
+      </w:r>
+    </w:p>
+    <w:p>
+      <w:pPr>
+        <w:pStyle w:val="Ttulo2"/>
+        <w:keepNext/>
+      </w:pPr>
+      <w:r>
+        <w:t>Lectura de errores concretos</w:t>
+      </w:r>
+    </w:p>
+    <w:p>
+      <w:r>
+        <w:t>Seleccioné los primeros tres errores de cada tipo en el orden del CSV, sin presentarlos como una muestra aleatoria ni una explicación causal del modelo. Los textos originales completos están en el JSON de evidencia; aquí resumo su contenido (Malo et al., 2014).</w:t>
+      </w:r>
+    </w:p>
+    <w:tbl>
+      <w:tblPr>
+        <w:tblW w:type="auto" w:w="0"/>
+        <w:tblLayout w:type="fixed"/>
+        <w:tblLook w:firstColumn="1" w:firstRow="1" w:lastColumn="0" w:lastRow="0" w:noHBand="0" w:noVBand="1" w:val="04A0"/>
+      </w:tblPr>
+      <w:tblGrid>
+        <w:gridCol w:w="3120"/>
+        <w:gridCol w:w="3120"/>
+        <w:gridCol w:w="3120"/>
+      </w:tblGrid>
+      <w:tr>
+        <w:trPr>
+          <w:cantSplit/>
+          <w:tblHeader/>
+        </w:trPr>
+        <w:tc>
+          <w:tcPr>
+            <w:tcW w:type="dxa" w:w="3120"/>
+            <w:shd w:fill="004481"/>
+          </w:tcPr>
+          <w:p>
+            <w:pPr>
+              <w:spacing w:after="80"/>
+            </w:pPr>
+            <w:r>
+              <w:rPr>
+                <w:b/>
+                <w:color w:val="FFFFFF"/>
+                <w:sz w:val="18"/>
+              </w:rPr>
+              <w:t>Caso</w:t>
+            </w:r>
+          </w:p>
+        </w:tc>
+        <w:tc>
+          <w:tcPr>
+            <w:tcW w:type="dxa" w:w="3120"/>
+            <w:shd w:fill="004481"/>
+          </w:tcPr>
+          <w:p>
+            <w:pPr>
+              <w:spacing w:after="80"/>
+            </w:pPr>
+            <w:r>
+              <w:rPr>
+                <w:b/>
+                <w:color w:val="FFFFFF"/>
+                <w:sz w:val="18"/>
+              </w:rPr>
+              <w:t>Probabilidad</w:t>
+            </w:r>
+          </w:p>
+        </w:tc>
+        <w:tc>
+          <w:tcPr>
+            <w:tcW w:type="dxa" w:w="3120"/>
+            <w:shd w:fill="004481"/>
+          </w:tcPr>
+          <w:p>
+            <w:pPr>
+              <w:spacing w:after="80"/>
+            </w:pPr>
+            <w:r>
+              <w:rPr>
+                <w:b/>
+                <w:color w:val="FFFFFF"/>
+                <w:sz w:val="18"/>
+              </w:rPr>
+              <w:t>Lectura del texto y consecuencia operativa</w:t>
+            </w:r>
+          </w:p>
+        </w:tc>
+      </w:tr>
+      <w:tr>
+        <w:trPr>
+          <w:cantSplit/>
+        </w:trPr>
+        <w:tc>
+          <w:tcPr>
+            <w:tcW w:type="dxa" w:w="3120"/>
+            <w:shd w:fill="EAF3FA"/>
+          </w:tcPr>
+          <w:p>
+            <w:pPr>
+              <w:spacing w:after="80"/>
+            </w:pPr>
+            <w:r>
+              <w:rPr>
+                <w:b w:val="0"/>
+                <w:color w:val="072146"/>
+                <w:sz w:val="18"/>
+              </w:rPr>
+              <w:t>FN FPB0374</w:t>
+            </w:r>
+          </w:p>
+        </w:tc>
+        <w:tc>
+          <w:tcPr>
+            <w:tcW w:type="dxa" w:w="3120"/>
+            <w:shd w:fill="EAF3FA"/>
+          </w:tcPr>
+          <w:p>
+            <w:pPr>
+              <w:spacing w:after="80"/>
+            </w:pPr>
+            <w:r>
+              <w:rPr>
+                <w:b w:val="0"/>
+                <w:color w:val="072146"/>
+                <w:sz w:val="18"/>
+              </w:rPr>
+              <w:t>0.0481</w:t>
+            </w:r>
+          </w:p>
+        </w:tc>
+        <w:tc>
+          <w:tcPr>
+            <w:tcW w:type="dxa" w:w="3120"/>
+            <w:shd w:fill="EAF3FA"/>
+          </w:tcPr>
+          <w:p>
+            <w:pPr>
+              <w:spacing w:after="80"/>
+            </w:pPr>
+            <w:r>
+              <w:rPr>
+                <w:b w:val="0"/>
+                <w:color w:val="072146"/>
+                <w:sz w:val="18"/>
+              </w:rPr>
+              <w:t>Descenso de inventarios de pulpa en Norteamérica. El corpus lo etiqueta negativo; el significado económico depende del contexto sectorial. La ausencia de alerta no descarta un cambio relevante.</w:t>
+            </w:r>
+          </w:p>
+        </w:tc>
+      </w:tr>
+      <w:tr>
+        <w:trPr>
+          <w:cantSplit/>
+        </w:trPr>
+        <w:tc>
+          <w:tcPr>
+            <w:tcW w:type="dxa" w:w="3120"/>
+            <w:shd w:fill="EAF3FA"/>
+          </w:tcPr>
+          <w:p>
+            <w:pPr>
+              <w:spacing w:after="80"/>
+            </w:pPr>
+            <w:r>
+              <w:rPr>
+                <w:b w:val="0"/>
+                <w:color w:val="072146"/>
+                <w:sz w:val="18"/>
+              </w:rPr>
+              <w:t>FN FPB0382</w:t>
+            </w:r>
+          </w:p>
+        </w:tc>
+        <w:tc>
+          <w:tcPr>
+            <w:tcW w:type="dxa" w:w="3120"/>
+            <w:shd w:fill="EAF3FA"/>
+          </w:tcPr>
+          <w:p>
+            <w:pPr>
+              <w:spacing w:after="80"/>
+            </w:pPr>
+            <w:r>
+              <w:rPr>
+                <w:b w:val="0"/>
+                <w:color w:val="072146"/>
+                <w:sz w:val="18"/>
+              </w:rPr>
+              <w:t>0.0422</w:t>
+            </w:r>
+          </w:p>
+        </w:tc>
+        <w:tc>
+          <w:tcPr>
+            <w:tcW w:type="dxa" w:w="3120"/>
+            <w:shd w:fill="EAF3FA"/>
+          </w:tcPr>
+          <w:p>
+            <w:pPr>
+              <w:spacing w:after="80"/>
+            </w:pPr>
+            <w:r>
+              <w:rPr>
+                <w:b w:val="0"/>
+                <w:color w:val="072146"/>
+                <w:sz w:val="18"/>
+              </w:rPr>
+              <w:t>Flujo operativo en mínimo de ocho años. Omite un deterioro financiero explícito que yo sí revisaría al preparar una reunión.</w:t>
+            </w:r>
+          </w:p>
+        </w:tc>
+      </w:tr>
+      <w:tr>
+        <w:trPr>
+          <w:cantSplit/>
+        </w:trPr>
+        <w:tc>
+          <w:tcPr>
+            <w:tcW w:type="dxa" w:w="3120"/>
+            <w:shd w:fill="EAF3FA"/>
+          </w:tcPr>
+          <w:p>
+            <w:pPr>
+              <w:spacing w:after="80"/>
+            </w:pPr>
+            <w:r>
+              <w:rPr>
+                <w:b w:val="0"/>
+                <w:color w:val="072146"/>
+                <w:sz w:val="18"/>
+              </w:rPr>
+              <w:t>FN FPB2012</w:t>
+            </w:r>
+          </w:p>
+        </w:tc>
+        <w:tc>
+          <w:tcPr>
+            <w:tcW w:type="dxa" w:w="3120"/>
+            <w:shd w:fill="EAF3FA"/>
+          </w:tcPr>
+          <w:p>
+            <w:pPr>
+              <w:spacing w:after="80"/>
+            </w:pPr>
+            <w:r>
+              <w:rPr>
+                <w:b w:val="0"/>
+                <w:color w:val="072146"/>
+                <w:sz w:val="18"/>
+              </w:rPr>
+              <w:t>0.0456</w:t>
+            </w:r>
+          </w:p>
+        </w:tc>
+        <w:tc>
+          <w:tcPr>
+            <w:tcW w:type="dxa" w:w="3120"/>
+            <w:shd w:fill="EAF3FA"/>
+          </w:tcPr>
+          <w:p>
+            <w:pPr>
+              <w:spacing w:after="80"/>
+            </w:pPr>
+            <w:r>
+              <w:rPr>
+                <w:b w:val="0"/>
+                <w:color w:val="072146"/>
+                <w:sz w:val="18"/>
+              </w:rPr>
+              <w:t>Incertidumbres que afectan la perspectiva de largo plazo. La formulación breve no activa la alerta; necesito contexto adicional.</w:t>
+            </w:r>
+          </w:p>
+        </w:tc>
+      </w:tr>
+      <w:tr>
+        <w:trPr>
+          <w:cantSplit/>
+        </w:trPr>
+        <w:tc>
+          <w:tcPr>
+            <w:tcW w:type="dxa" w:w="3120"/>
+            <w:shd w:fill="EAF3FA"/>
+          </w:tcPr>
+          <w:p>
+            <w:pPr>
+              <w:spacing w:after="80"/>
+            </w:pPr>
+            <w:r>
+              <w:rPr>
+                <w:b w:val="0"/>
+                <w:color w:val="072146"/>
+                <w:sz w:val="18"/>
+              </w:rPr>
+              <w:t>FP FPB0056</w:t>
+            </w:r>
+          </w:p>
+        </w:tc>
+        <w:tc>
+          <w:tcPr>
+            <w:tcW w:type="dxa" w:w="3120"/>
+            <w:shd w:fill="EAF3FA"/>
+          </w:tcPr>
+          <w:p>
+            <w:pPr>
+              <w:spacing w:after="80"/>
+            </w:pPr>
+            <w:r>
+              <w:rPr>
+                <w:b w:val="0"/>
+                <w:color w:val="072146"/>
+                <w:sz w:val="18"/>
+              </w:rPr>
+              <w:t>0.2150</w:t>
+            </w:r>
+          </w:p>
+        </w:tc>
+        <w:tc>
+          <w:tcPr>
+            <w:tcW w:type="dxa" w:w="3120"/>
+            <w:shd w:fill="EAF3FA"/>
+          </w:tcPr>
+          <w:p>
+            <w:pPr>
+              <w:spacing w:after="80"/>
+            </w:pPr>
+            <w:r>
+              <w:rPr>
+                <w:b w:val="0"/>
+                <w:color w:val="072146"/>
+                <w:sz w:val="18"/>
+              </w:rPr>
+              <w:t>Expectativa de crecimiento de ventas y retorno a beneficios. La alerta contradice la etiqueta positiva y genera trabajo de revisión innecesario.</w:t>
+            </w:r>
+          </w:p>
+        </w:tc>
+      </w:tr>
+      <w:tr>
+        <w:trPr>
+          <w:cantSplit/>
+        </w:trPr>
+        <w:tc>
+          <w:tcPr>
+            <w:tcW w:type="dxa" w:w="3120"/>
+            <w:shd w:fill="EAF3FA"/>
+          </w:tcPr>
+          <w:p>
+            <w:pPr>
+              <w:spacing w:after="80"/>
+            </w:pPr>
+            <w:r>
+              <w:rPr>
+                <w:b w:val="0"/>
+                <w:color w:val="072146"/>
+                <w:sz w:val="18"/>
+              </w:rPr>
+              <w:t>FP FPB0203</w:t>
+            </w:r>
+          </w:p>
+        </w:tc>
+        <w:tc>
+          <w:tcPr>
+            <w:tcW w:type="dxa" w:w="3120"/>
+            <w:shd w:fill="EAF3FA"/>
+          </w:tcPr>
+          <w:p>
+            <w:pPr>
+              <w:spacing w:after="80"/>
+            </w:pPr>
+            <w:r>
+              <w:rPr>
+                <w:b w:val="0"/>
+                <w:color w:val="072146"/>
+                <w:sz w:val="18"/>
+              </w:rPr>
+              <w:t>0.2392</w:t>
+            </w:r>
+          </w:p>
+        </w:tc>
+        <w:tc>
+          <w:tcPr>
+            <w:tcW w:type="dxa" w:w="3120"/>
+            <w:shd w:fill="EAF3FA"/>
+          </w:tcPr>
+          <w:p>
+            <w:pPr>
+              <w:spacing w:after="80"/>
+            </w:pPr>
+            <w:r>
+              <w:rPr>
+                <w:b w:val="0"/>
+                <w:color w:val="072146"/>
+                <w:sz w:val="18"/>
+              </w:rPr>
+              <w:t>Aumento de utilidad neta de 15 %. La clasificación negativa no equivale a deterioro del emisor.</w:t>
+            </w:r>
+          </w:p>
+        </w:tc>
+      </w:tr>
+      <w:tr>
+        <w:trPr>
+          <w:cantSplit/>
+        </w:trPr>
+        <w:tc>
+          <w:tcPr>
+            <w:tcW w:type="dxa" w:w="3120"/>
+            <w:shd w:fill="EAF3FA"/>
+          </w:tcPr>
+          <w:p>
+            <w:pPr>
+              <w:spacing w:after="80"/>
+            </w:pPr>
+            <w:r>
+              <w:rPr>
+                <w:b w:val="0"/>
+                <w:color w:val="072146"/>
+                <w:sz w:val="18"/>
+              </w:rPr>
+              <w:t>FP FPB0331</w:t>
+            </w:r>
+          </w:p>
+        </w:tc>
+        <w:tc>
+          <w:tcPr>
+            <w:tcW w:type="dxa" w:w="3120"/>
+            <w:shd w:fill="EAF3FA"/>
+          </w:tcPr>
+          <w:p>
+            <w:pPr>
+              <w:spacing w:after="80"/>
+            </w:pPr>
+            <w:r>
+              <w:rPr>
+                <w:b w:val="0"/>
+                <w:color w:val="072146"/>
+                <w:sz w:val="18"/>
+              </w:rPr>
+              <w:t>0.3571</w:t>
+            </w:r>
+          </w:p>
+        </w:tc>
+        <w:tc>
+          <w:tcPr>
+            <w:tcW w:type="dxa" w:w="3120"/>
+            <w:shd w:fill="EAF3FA"/>
+          </w:tcPr>
+          <w:p>
+            <w:pPr>
+              <w:spacing w:after="80"/>
+            </w:pPr>
+            <w:r>
+              <w:rPr>
+                <w:b w:val="0"/>
+                <w:color w:val="072146"/>
+                <w:sz w:val="18"/>
+              </w:rPr>
+              <w:t>Reducción de la pérdida frente al año previo. Sigue mencionando una pérdida, pero el corpus valora la mejora; el contexto comparativo importa.</w:t>
+            </w:r>
+          </w:p>
+        </w:tc>
+      </w:tr>
+    </w:tbl>
+    <w:p>
+      <w:r>
+        <w:t>Estas lecturas describen el contenido observado; no demuestran qué palabras causaron cada decisión. El análisis no sustituye una explicación formal del estimador.</w:t>
+      </w:r>
+    </w:p>
+    <w:p>
+      <w:pPr>
+        <w:pStyle w:val="Ttulo2"/>
+        <w:keepNext/>
+      </w:pPr>
+      <w:r>
+        <w:t>Rechazo y tiempos de respuesta</w:t>
+      </w:r>
+    </w:p>
+    <w:p>
+      <w:r>
+        <w:t>Cuando ninguno de los vocabularios TF-IDF de los tres calibradores reconoce términos, la API devuelve HTTP 422 en lugar de una probabilidad. Evito así presentar una salida sin soporte léxico como si fuera evidencia para el banquero. El rechazo exige lectura humana; no significa que la noticia sea neutral. Tampoco valida el idioma: declarar en sigue siendo responsabilidad del usuario.</w:t>
+      </w:r>
+    </w:p>
+    <w:p>
+      <w:r>
+        <w:t>La evidencia original de Docker registra 1.321524792 segundos para 452 solicitudes secuenciales: 2.923727 ms por solicitud como promedio amortizado del recorrido. Incluye el trabajo del cliente y del bucle; no se guardaron duraciones individuales y no puedo atribuir percentiles ni un máximo por petición. No es un SLA ni una prueba de carga.</w:t>
+      </w:r>
+    </w:p>
+    <w:p>
+      <w:r>
+        <w:t>Como banquero Sr., confío en esta capa para ordenar una lectura inicial, siempre que la noticia esté dentro del alcance en inglés. No confío en la ausencia de alerta para descartar deterioro ni en una alerta para justificar una migración. Los diez falsos negativos y las veinticinco falsas alertas explican por qué conservo supervisión humana y por qué la meta conjunta sigue sin alcanzarse.</w:t>
+      </w:r>
+    </w:p>
+    <w:p>
+      <w:pPr>
+        <w:pStyle w:val="Ttulo1"/>
+        <w:keepNext/>
+      </w:pPr>
+      <w:r>
         <w:t>Escenario económico y controles</w:t>
       </w:r>
     </w:p>
@@ -2929,6 +5493,11 @@
       </w:r>
     </w:p>
     <w:p>
+      <w:r>
+        <w:t>La repetición completó las 23 pruebas en Ubuntu limpio. Después de registrar el fallo por ausencia de systemd, continué en un contenedor de laboratorio con daemon Docker propio y almacenamiento vfs, sin montar el socket ni carpetas del host. Ese contenedor externo necesita privilegios sólo para Docker anidado; no cambia el usuario ni los controles de los servicios de la aplicación. Se construyó la imagen, ambos servicios alcanzaron healthy, las 452 llamadas reprodujeron las predicciones y el cliente Streamlit consultó la API por nombre de servicio. Este modo es una comprobación de laboratorio y no una recomendación de despliegue productivo. Las bitácoras y los tiempos están en evidencias/replicabilidad.json; la regresión está en evidencias/regresion_ubuntu_limpio.json.</w:t>
+      </w:r>
+    </w:p>
+    <w:p>
       <w:pPr>
         <w:pStyle w:val="Ttulo1"/>
         <w:keepNext/>
@@ -2974,6 +5543,456 @@
     <w:p>
       <w:r>
         <w:t>Rúbrica de Proyecto Fase II y temas 15 y 16 proporcionados por Universidad Tecmilenio. Programación, revisión y documentación con apoyo de ChatGPT/Codex; las métricas corresponden a ejecuciones, no a estimaciones generadas por el asistente.</w:t>
+      </w:r>
+    </w:p>
+    <w:p>
+      <w:pPr>
+        <w:pStyle w:val="Ttulo1"/>
+        <w:keepNext/>
+      </w:pPr>
+      <w:r>
+        <w:t>Conclusiones</w:t>
+      </w:r>
+    </w:p>
+    <w:p>
+      <w:r>
+        <w:t>Conservo el ánimo de llevar la IA al trabajo cotidiano del banquero con evidencia verificable. La integración funciona y las predicciones se conservan, pero los errores observados exigen lectura humana. Mi siguiente paso es medir generalización y utilidad en un piloto controlado; no usar estas cifras retrospectivas para prometer rendimiento. El alcance de validación responde a la rúbrica y al material de despliegue del curso (Universidad Tecmilenio, 2026a, 2026b, 2026c).</w:t>
+      </w:r>
+    </w:p>
+    <w:p>
+      <w:r>
+        <w:t>Docker separa servicios y controla el arranque (Docker, Inc., s. f.-a); FastAPI documenta el contrato (FastAPI, s. f.) y Streamlit organiza la interacción (Streamlit, s. f.). El procedimiento cloud permanece preparado y depende de identidad y secretos adecuados (Google Cloud, s. f.-c, s. f.-d). Antes de cualquier recomendación revisaría costos reales y vigencia por serie en BBVA México (s. f.).</w:t>
+      </w:r>
+    </w:p>
+    <w:p>
+      <w:pPr>
+        <w:pStyle w:val="Ttulo1"/>
+        <w:keepNext/>
+      </w:pPr>
+      <w:r>
+        <w:t>Cobertura textual de la rúbrica</w:t>
+      </w:r>
+    </w:p>
+    <w:p>
+      <w:r>
+        <w:t>Los cuatro criterios tienen ponderación de 25 % (Universidad Tecmilenio, 2026c). Las páginas corresponden al PDF de esta revisión; Google Docs puede repaginar según su configuración.</w:t>
+      </w:r>
+    </w:p>
+    <w:tbl>
+      <w:tblPr>
+        <w:tblW w:type="auto" w:w="0"/>
+        <w:tblLayout w:type="fixed"/>
+        <w:tblLook w:firstColumn="1" w:firstRow="1" w:lastColumn="0" w:lastRow="0" w:noHBand="0" w:noVBand="1" w:val="04A0"/>
+      </w:tblPr>
+      <w:tblGrid>
+        <w:gridCol w:w="3120"/>
+        <w:gridCol w:w="3120"/>
+        <w:gridCol w:w="3120"/>
+      </w:tblGrid>
+      <w:tr>
+        <w:trPr>
+          <w:cantSplit/>
+          <w:tblHeader/>
+        </w:trPr>
+        <w:tc>
+          <w:tcPr>
+            <w:tcW w:type="dxa" w:w="3120"/>
+            <w:shd w:fill="004481"/>
+          </w:tcPr>
+          <w:p>
+            <w:pPr>
+              <w:spacing w:after="80"/>
+            </w:pPr>
+            <w:r>
+              <w:rPr>
+                <w:b/>
+                <w:color w:val="FFFFFF"/>
+                <w:sz w:val="18"/>
+              </w:rPr>
+              <w:t>Criterio</w:t>
+            </w:r>
+          </w:p>
+        </w:tc>
+        <w:tc>
+          <w:tcPr>
+            <w:tcW w:type="dxa" w:w="3120"/>
+            <w:shd w:fill="004481"/>
+          </w:tcPr>
+          <w:p>
+            <w:pPr>
+              <w:spacing w:after="80"/>
+            </w:pPr>
+            <w:r>
+              <w:rPr>
+                <w:b/>
+                <w:color w:val="FFFFFF"/>
+                <w:sz w:val="18"/>
+              </w:rPr>
+              <w:t>Sección verificable</w:t>
+            </w:r>
+          </w:p>
+        </w:tc>
+        <w:tc>
+          <w:tcPr>
+            <w:tcW w:type="dxa" w:w="3120"/>
+            <w:shd w:fill="004481"/>
+          </w:tcPr>
+          <w:p>
+            <w:pPr>
+              <w:spacing w:after="80"/>
+            </w:pPr>
+            <w:r>
+              <w:rPr>
+                <w:b/>
+                <w:color w:val="FFFFFF"/>
+                <w:sz w:val="18"/>
+              </w:rPr>
+              <w:t>Página del PDF</w:t>
+            </w:r>
+          </w:p>
+        </w:tc>
+      </w:tr>
+      <w:tr>
+        <w:trPr>
+          <w:cantSplit/>
+        </w:trPr>
+        <w:tc>
+          <w:tcPr>
+            <w:tcW w:type="dxa" w:w="3120"/>
+            <w:shd w:fill="EAF3FA"/>
+          </w:tcPr>
+          <w:p>
+            <w:pPr>
+              <w:spacing w:after="80"/>
+            </w:pPr>
+            <w:r>
+              <w:rPr>
+                <w:b w:val="0"/>
+                <w:color w:val="072146"/>
+                <w:sz w:val="18"/>
+              </w:rPr>
+              <w:t>Contenerización y despliegue local</w:t>
+            </w:r>
+          </w:p>
+        </w:tc>
+        <w:tc>
+          <w:tcPr>
+            <w:tcW w:type="dxa" w:w="3120"/>
+            <w:shd w:fill="EAF3FA"/>
+          </w:tcPr>
+          <w:p>
+            <w:pPr>
+              <w:spacing w:after="80"/>
+            </w:pPr>
+            <w:r>
+              <w:rPr>
+                <w:b w:val="0"/>
+                <w:color w:val="072146"/>
+                <w:sz w:val="18"/>
+              </w:rPr>
+              <w:t>Entorno y protocolo; evidencia Docker</w:t>
+            </w:r>
+          </w:p>
+        </w:tc>
+        <w:tc>
+          <w:tcPr>
+            <w:tcW w:type="dxa" w:w="3120"/>
+            <w:shd w:fill="EAF3FA"/>
+          </w:tcPr>
+          <w:p>
+            <w:pPr>
+              <w:spacing w:after="80"/>
+            </w:pPr>
+            <w:r>
+              <w:rPr>
+                <w:b w:val="0"/>
+                <w:color w:val="072146"/>
+                <w:sz w:val="18"/>
+              </w:rPr>
+              <w:t>6</w:t>
+            </w:r>
+          </w:p>
+        </w:tc>
+      </w:tr>
+      <w:tr>
+        <w:trPr>
+          <w:cantSplit/>
+        </w:trPr>
+        <w:tc>
+          <w:tcPr>
+            <w:tcW w:type="dxa" w:w="3120"/>
+            <w:shd w:fill="EAF3FA"/>
+          </w:tcPr>
+          <w:p>
+            <w:pPr>
+              <w:spacing w:after="80"/>
+            </w:pPr>
+            <w:r>
+              <w:rPr>
+                <w:b w:val="0"/>
+                <w:color w:val="072146"/>
+                <w:sz w:val="18"/>
+              </w:rPr>
+              <w:t>Integración técnica (API, frontend/backend)</w:t>
+            </w:r>
+          </w:p>
+        </w:tc>
+        <w:tc>
+          <w:tcPr>
+            <w:tcW w:type="dxa" w:w="3120"/>
+            <w:shd w:fill="EAF3FA"/>
+          </w:tcPr>
+          <w:p>
+            <w:pPr>
+              <w:spacing w:after="80"/>
+            </w:pPr>
+            <w:r>
+              <w:rPr>
+                <w:b w:val="0"/>
+                <w:color w:val="072146"/>
+                <w:sz w:val="18"/>
+              </w:rPr>
+              <w:t>Arquitectura e integración</w:t>
+            </w:r>
+          </w:p>
+        </w:tc>
+        <w:tc>
+          <w:tcPr>
+            <w:tcW w:type="dxa" w:w="3120"/>
+            <w:shd w:fill="EAF3FA"/>
+          </w:tcPr>
+          <w:p>
+            <w:pPr>
+              <w:spacing w:after="80"/>
+            </w:pPr>
+            <w:r>
+              <w:rPr>
+                <w:b w:val="0"/>
+                <w:color w:val="072146"/>
+                <w:sz w:val="18"/>
+              </w:rPr>
+              <w:t>3–5</w:t>
+            </w:r>
+          </w:p>
+        </w:tc>
+      </w:tr>
+      <w:tr>
+        <w:trPr>
+          <w:cantSplit/>
+        </w:trPr>
+        <w:tc>
+          <w:tcPr>
+            <w:tcW w:type="dxa" w:w="3120"/>
+            <w:shd w:fill="EAF3FA"/>
+          </w:tcPr>
+          <w:p>
+            <w:pPr>
+              <w:spacing w:after="80"/>
+            </w:pPr>
+            <w:r>
+              <w:rPr>
+                <w:b w:val="0"/>
+                <w:color w:val="072146"/>
+                <w:sz w:val="18"/>
+              </w:rPr>
+              <w:t>Pruebas y validación del modelo</w:t>
+            </w:r>
+          </w:p>
+        </w:tc>
+        <w:tc>
+          <w:tcPr>
+            <w:tcW w:type="dxa" w:w="3120"/>
+            <w:shd w:fill="EAF3FA"/>
+          </w:tcPr>
+          <w:p>
+            <w:pPr>
+              <w:spacing w:after="80"/>
+            </w:pPr>
+            <w:r>
+              <w:rPr>
+                <w:b w:val="0"/>
+                <w:color w:val="072146"/>
+                <w:sz w:val="18"/>
+              </w:rPr>
+              <w:t>Casos extremos; resultados y análisis del comportamiento</w:t>
+            </w:r>
+          </w:p>
+        </w:tc>
+        <w:tc>
+          <w:tcPr>
+            <w:tcW w:type="dxa" w:w="3120"/>
+            <w:shd w:fill="EAF3FA"/>
+          </w:tcPr>
+          <w:p>
+            <w:pPr>
+              <w:spacing w:after="80"/>
+            </w:pPr>
+            <w:r>
+              <w:rPr>
+                <w:b w:val="0"/>
+                <w:color w:val="072146"/>
+                <w:sz w:val="18"/>
+              </w:rPr>
+              <w:t>6–9</w:t>
+            </w:r>
+          </w:p>
+        </w:tc>
+      </w:tr>
+      <w:tr>
+        <w:trPr>
+          <w:cantSplit/>
+        </w:trPr>
+        <w:tc>
+          <w:tcPr>
+            <w:tcW w:type="dxa" w:w="3120"/>
+            <w:shd w:fill="EAF3FA"/>
+          </w:tcPr>
+          <w:p>
+            <w:pPr>
+              <w:spacing w:after="80"/>
+            </w:pPr>
+            <w:r>
+              <w:rPr>
+                <w:b w:val="0"/>
+                <w:color w:val="072146"/>
+                <w:sz w:val="18"/>
+              </w:rPr>
+              <w:t>Documentación y repositorio</w:t>
+            </w:r>
+          </w:p>
+        </w:tc>
+        <w:tc>
+          <w:tcPr>
+            <w:tcW w:type="dxa" w:w="3120"/>
+            <w:shd w:fill="EAF3FA"/>
+          </w:tcPr>
+          <w:p>
+            <w:pPr>
+              <w:spacing w:after="80"/>
+            </w:pPr>
+            <w:r>
+              <w:rPr>
+                <w:b w:val="0"/>
+                <w:color w:val="072146"/>
+                <w:sz w:val="18"/>
+              </w:rPr>
+              <w:t>Evidencia y criterios; conclusiones y referencias</w:t>
+            </w:r>
+          </w:p>
+        </w:tc>
+        <w:tc>
+          <w:tcPr>
+            <w:tcW w:type="dxa" w:w="3120"/>
+            <w:shd w:fill="EAF3FA"/>
+          </w:tcPr>
+          <w:p>
+            <w:pPr>
+              <w:spacing w:after="80"/>
+            </w:pPr>
+            <w:r>
+              <w:rPr>
+                <w:b w:val="0"/>
+                <w:color w:val="072146"/>
+                <w:sz w:val="18"/>
+              </w:rPr>
+              <w:t>9–11</w:t>
+            </w:r>
+          </w:p>
+        </w:tc>
+      </w:tr>
+    </w:tbl>
+    <w:p>
+      <w:pPr>
+        <w:pStyle w:val="Ttulo1"/>
+        <w:keepNext/>
+      </w:pPr>
+      <w:r>
+        <w:t>Referencias</w:t>
+      </w:r>
+    </w:p>
+    <w:p>
+      <w:r>
+        <w:t>Aburto Angulo, E. (2026). Fase I Business case del motor de señales de rotación de fondos de inversión con IA [Trabajo académico, Universidad Tecmilenio]. Cifras conservadas del caso de negocio y de las instrucciones de continuidad del autor.</w:t>
+      </w:r>
+    </w:p>
+    <w:p>
+      <w:r>
+        <w:t>BBVA México. (s. f.). Normativa de fondos. https://www.bbva.mx/personas/productos/inversion/normativa-de-fondos.html</w:t>
+      </w:r>
+    </w:p>
+    <w:p>
+      <w:r>
+        <w:t>Docker, Inc. (s. f.-a). Control startup and shutdown order in Compose. https://docs.docker.com/compose/how-tos/startup-order/</w:t>
+      </w:r>
+    </w:p>
+    <w:p>
+      <w:r>
+        <w:t>Docker, Inc. (s. f.-b). Install Docker Engine on Ubuntu. https://docs.docker.com/engine/install/ubuntu/</w:t>
+      </w:r>
+    </w:p>
+    <w:p>
+      <w:r>
+        <w:t>FastAPI. (s. f.). Extending OpenAPI. https://fastapi.tiangolo.com/how-to/extending-openapi/</w:t>
+      </w:r>
+    </w:p>
+    <w:p>
+      <w:r>
+        <w:t>Google Cloud. (s. f.-a). General-purpose machine family pricing. https://cloud.google.com/products/compute/pricing/general-purpose</w:t>
+      </w:r>
+    </w:p>
+    <w:p>
+      <w:r>
+        <w:t>Google Cloud. (s. f.-b). Cloud Run pricing. https://cloud.google.com/run/pricing</w:t>
+      </w:r>
+    </w:p>
+    <w:p>
+      <w:r>
+        <w:t>Google Cloud. (s. f.-c). Authenticating service-to-service. https://docs.cloud.google.com/run/docs/authenticating/service-to-service</w:t>
+      </w:r>
+    </w:p>
+    <w:p>
+      <w:r>
+        <w:t>Google Cloud. (s. f.-d). Configure secrets for services. https://docs.cloud.google.com/run/docs/configuring/services/secrets</w:t>
+      </w:r>
+    </w:p>
+    <w:p>
+      <w:r>
+        <w:t>Hugging Face. (s. f.). Spaces overview. https://huggingface.co/docs/hub/en/spaces-overview</w:t>
+      </w:r>
+    </w:p>
+    <w:p>
+      <w:r>
+        <w:t>Malo, P., Sinha, A., Korhonen, P., Wallenius, J., &amp; Takala, P. (2014). Good debt or bad debt: Detecting semantic orientations in economic texts. Journal of the Association for Information Science and Technology, 65(4), 782–796. https://doi.org/10.1002/asi.23062</w:t>
+      </w:r>
+    </w:p>
+    <w:p>
+      <w:r>
+        <w:t>Render. (s. f.). Deploy for free. https://render.com/docs/free</w:t>
+      </w:r>
+    </w:p>
+    <w:p>
+      <w:r>
+        <w:t>Streamlit. (s. f.). Streamlit Community Cloud. https://docs.streamlit.io/deploy/streamlit-community-cloud</w:t>
+      </w:r>
+    </w:p>
+    <w:p>
+      <w:r>
+        <w:t>Universidad Tecmilenio. (2026a). Tema 15 [Material del curso Gestión de Proyectos de Inteligencia Artificial].</w:t>
+      </w:r>
+    </w:p>
+    <w:p>
+      <w:r>
+        <w:t>Universidad Tecmilenio. (2026b). Tema 16 [Material del curso Gestión de Proyectos de Inteligencia Artificial].</w:t>
+      </w:r>
+    </w:p>
+    <w:p>
+      <w:r>
+        <w:t>Universidad Tecmilenio. (2026c). Rúbrica del Proyecto Fase II [Instrumento de evaluación].</w:t>
+      </w:r>
+    </w:p>
+    <w:p>
+      <w:r>
+        <w:t>Este documento fue estructurado precisamente para cubrir esos 4 apartados de forma explícita y verificable.</w:t>
       </w:r>
     </w:p>
     <w:sectPr>
